--- a/argos_research/research_documentation.docx
+++ b/argos_research/research_documentation.docx
@@ -4,6 +4,45 @@
   <w:body>
     <w:p/>
     <w:p/>
+    <w:p>
+      <w:pPr>
+        <w:jc w:val="center"/>
+      </w:pPr>
+      <w:r>
+        <w:drawing>
+          <wp:inline xmlns:a="http://schemas.openxmlformats.org/drawingml/2006/main" xmlns:pic="http://schemas.openxmlformats.org/drawingml/2006/picture">
+            <wp:extent cx="2286000" cy="2286000"/>
+            <wp:docPr id="1" name="Picture 1"/>
+            <wp:cNvGraphicFramePr>
+              <a:graphicFrameLocks noChangeAspect="1"/>
+            </wp:cNvGraphicFramePr>
+            <a:graphic>
+              <a:graphicData uri="http://schemas.openxmlformats.org/drawingml/2006/picture">
+                <pic:pic>
+                  <pic:nvPicPr>
+                    <pic:cNvPr id="0" name="peacock.png"/>
+                    <pic:cNvPicPr/>
+                  </pic:nvPicPr>
+                  <pic:blipFill>
+                    <a:blip r:embed="rId11"/>
+                    <a:stretch>
+                      <a:fillRect/>
+                    </a:stretch>
+                  </pic:blipFill>
+                  <pic:spPr>
+                    <a:xfrm>
+                      <a:off x="0" y="0"/>
+                      <a:ext cx="2286000" cy="2286000"/>
+                    </a:xfrm>
+                    <a:prstGeom prst="rect"/>
+                  </pic:spPr>
+                </pic:pic>
+              </a:graphicData>
+            </a:graphic>
+          </wp:inline>
+        </w:drawing>
+      </w:r>
+    </w:p>
     <w:p/>
     <w:p>
       <w:pPr>
@@ -42,7 +81,7 @@
           <w:color w:val="2A5A8C"/>
           <w:sz w:val="40"/>
         </w:rPr>
-        <w:t>R&amp;D Research Journal</w:t>
+        <w:t>The Orchard</w:t>
       </w:r>
     </w:p>
     <w:p/>
@@ -60,7 +99,6 @@
         <w:t>Detailed Edition v2.0</w:t>
       </w:r>
     </w:p>
-    <w:p/>
     <w:p/>
     <w:p/>
     <w:p>
@@ -27174,13 +27212,47 @@
       <w:jc w:val="right"/>
     </w:pPr>
     <w:r>
+      <w:drawing>
+        <wp:inline distT="0" distB="0" distL="0" distR="0">
+          <wp:extent cx="274320" cy="274320"/>
+          <wp:docPr id="10" name="Header Logo"/>
+          <a:graphic xmlns:a="http://schemas.openxmlformats.org/drawingml/2006/main">
+            <a:graphicData uri="http://schemas.openxmlformats.org/drawingml/2006/picture">
+              <pic:pic xmlns:pic="http://schemas.openxmlformats.org/drawingml/2006/picture">
+                <pic:nvPicPr>
+                  <pic:cNvPr id="0" name="Header Logo"/>
+                  <pic:cNvPicPr/>
+                </pic:nvPicPr>
+                <pic:blipFill>
+                  <a:blip r:embed="rId1"/>
+                  <a:stretch>
+                    <a:fillRect/>
+                  </a:stretch>
+                </pic:blipFill>
+                <pic:spPr>
+                  <a:xfrm>
+                    <a:off x="0" y="0"/>
+                    <a:ext cx="274320" cy="274320"/>
+                  </a:xfrm>
+                  <a:prstGeom prst="rect"/>
+                </pic:spPr>
+              </pic:pic>
+            </a:graphicData>
+          </a:graphic>
+        </wp:inline>
+      </w:drawing>
+    </w:r>
+    <w:r>
+      <w:t xml:space="preserve">  </w:t>
+    </w:r>
+    <w:r>
       <w:rPr>
         <w:rFonts w:ascii="Calibri" w:hAnsi="Calibri"/>
         <w:i/>
         <w:color w:val="666666"/>
         <w:sz w:val="16"/>
       </w:rPr>
-      <w:t>Argos R&amp;D Research Journal  |  INTERNAL</w:t>
+      <w:t>Argos — The Orchard  |  INTERNAL</w:t>
     </w:r>
   </w:p>
 </w:hdr>

--- a/argos_research/research_documentation.docx
+++ b/argos_research/research_documentation.docx
@@ -206,10 +206,275 @@
         <w:t>Table of Contents</w:t>
       </w:r>
     </w:p>
+    <w:p/>
     <w:p>
       <w:pPr>
-        <w:spacing w:after="240"/>
-      </w:pPr>
+        <w:spacing w:after="40" w:before="40"/>
+        <w:ind w:left="0"/>
+      </w:pPr>
+      <w:hyperlink w:anchor="ch1" w:history="1">
+        <w:r>
+          <w:rPr>
+            <w:color w:val="1a3a5c"/>
+            <w:u w:val="single"/>
+            <w:sz w:val="22"/>
+            <w:szCs w:val="22"/>
+            <w:rFonts w:ascii="Calibri" w:hAnsi="Calibri"/>
+            <w:b/>
+          </w:rPr>
+          <w:t xml:space="preserve">1. Research Foundation &amp; Literature Review</w:t>
+        </w:r>
+      </w:hyperlink>
+    </w:p>
+    <w:p>
+      <w:pPr>
+        <w:spacing w:after="40" w:before="40"/>
+        <w:ind w:left="0"/>
+      </w:pPr>
+      <w:hyperlink w:anchor="ch2" w:history="1">
+        <w:r>
+          <w:rPr>
+            <w:color w:val="1a3a5c"/>
+            <w:u w:val="single"/>
+            <w:sz w:val="22"/>
+            <w:szCs w:val="22"/>
+            <w:rFonts w:ascii="Calibri" w:hAnsi="Calibri"/>
+            <w:b/>
+          </w:rPr>
+          <w:t xml:space="preserve">2. Environment &amp; Infrastructure Setup</w:t>
+        </w:r>
+      </w:hyperlink>
+    </w:p>
+    <w:p>
+      <w:pPr>
+        <w:spacing w:after="40" w:before="40"/>
+        <w:ind w:left="0"/>
+      </w:pPr>
+      <w:hyperlink w:anchor="ch3" w:history="1">
+        <w:r>
+          <w:rPr>
+            <w:color w:val="1a3a5c"/>
+            <w:u w:val="single"/>
+            <w:sz w:val="22"/>
+            <w:szCs w:val="22"/>
+            <w:rFonts w:ascii="Calibri" w:hAnsi="Calibri"/>
+            <w:b/>
+          </w:rPr>
+          <w:t xml:space="preserve">3. Building the Pipeline from Scratch</w:t>
+        </w:r>
+      </w:hyperlink>
+    </w:p>
+    <w:p>
+      <w:pPr>
+        <w:spacing w:after="40" w:before="40"/>
+        <w:ind w:left="0"/>
+      </w:pPr>
+      <w:hyperlink w:anchor="ch4" w:history="1">
+        <w:r>
+          <w:rPr>
+            <w:color w:val="1a3a5c"/>
+            <w:u w:val="single"/>
+            <w:sz w:val="22"/>
+            <w:szCs w:val="22"/>
+            <w:rFonts w:ascii="Calibri" w:hAnsi="Calibri"/>
+            <w:b/>
+          </w:rPr>
+          <w:t xml:space="preserve">4. Video Normalization</w:t>
+        </w:r>
+      </w:hyperlink>
+    </w:p>
+    <w:p>
+      <w:pPr>
+        <w:spacing w:after="40" w:before="40"/>
+        <w:ind w:left="0"/>
+      </w:pPr>
+      <w:hyperlink w:anchor="ch5" w:history="1">
+        <w:r>
+          <w:rPr>
+            <w:color w:val="1a3a5c"/>
+            <w:u w:val="single"/>
+            <w:sz w:val="22"/>
+            <w:szCs w:val="22"/>
+            <w:rFonts w:ascii="Calibri" w:hAnsi="Calibri"/>
+            <w:b/>
+          </w:rPr>
+          <w:t xml:space="preserve">5. Video Segmentation</w:t>
+        </w:r>
+      </w:hyperlink>
+    </w:p>
+    <w:p>
+      <w:pPr>
+        <w:spacing w:after="40" w:before="40"/>
+        <w:ind w:left="0"/>
+      </w:pPr>
+      <w:hyperlink w:anchor="ch6" w:history="1">
+        <w:r>
+          <w:rPr>
+            <w:color w:val="1a3a5c"/>
+            <w:u w:val="single"/>
+            <w:sz w:val="22"/>
+            <w:szCs w:val="22"/>
+            <w:rFonts w:ascii="Calibri" w:hAnsi="Calibri"/>
+            <w:b/>
+          </w:rPr>
+          <w:t xml:space="preserve">6. Face Detection &amp; Mouth Cropping</w:t>
+        </w:r>
+      </w:hyperlink>
+    </w:p>
+    <w:p>
+      <w:pPr>
+        <w:spacing w:after="40" w:before="40"/>
+        <w:ind w:left="0"/>
+      </w:pPr>
+      <w:hyperlink w:anchor="ch7" w:history="1">
+        <w:r>
+          <w:rPr>
+            <w:color w:val="1a3a5c"/>
+            <w:u w:val="single"/>
+            <w:sz w:val="22"/>
+            <w:szCs w:val="22"/>
+            <w:rFonts w:ascii="Calibri" w:hAnsi="Calibri"/>
+            <w:b/>
+          </w:rPr>
+          <w:t xml:space="preserve">7. Reports &amp; Burned Videos</w:t>
+        </w:r>
+      </w:hyperlink>
+    </w:p>
+    <w:p>
+      <w:pPr>
+        <w:spacing w:after="40" w:before="40"/>
+        <w:ind w:left="0"/>
+      </w:pPr>
+      <w:hyperlink w:anchor="ch8" w:history="1">
+        <w:r>
+          <w:rPr>
+            <w:color w:val="1a3a5c"/>
+            <w:u w:val="single"/>
+            <w:sz w:val="22"/>
+            <w:szCs w:val="22"/>
+            <w:rFonts w:ascii="Calibri" w:hAnsi="Calibri"/>
+            <w:b/>
+          </w:rPr>
+          <w:t xml:space="preserve">8. Modular Code Refactoring</w:t>
+        </w:r>
+      </w:hyperlink>
+    </w:p>
+    <w:p>
+      <w:pPr>
+        <w:spacing w:after="40" w:before="40"/>
+        <w:ind w:left="0"/>
+      </w:pPr>
+      <w:hyperlink w:anchor="ch9" w:history="1">
+        <w:r>
+          <w:rPr>
+            <w:color w:val="1a3a5c"/>
+            <w:u w:val="single"/>
+            <w:sz w:val="22"/>
+            <w:szCs w:val="22"/>
+            <w:rFonts w:ascii="Calibri" w:hAnsi="Calibri"/>
+            <w:b/>
+          </w:rPr>
+          <w:t xml:space="preserve">9. Web UI &amp; Server</w:t>
+        </w:r>
+      </w:hyperlink>
+    </w:p>
+    <w:p>
+      <w:pPr>
+        <w:spacing w:after="40" w:before="40"/>
+        <w:ind w:left="0"/>
+      </w:pPr>
+      <w:hyperlink w:anchor="ch10" w:history="1">
+        <w:r>
+          <w:rPr>
+            <w:color w:val="1a3a5c"/>
+            <w:u w:val="single"/>
+            <w:sz w:val="22"/>
+            <w:szCs w:val="22"/>
+            <w:rFonts w:ascii="Calibri" w:hAnsi="Calibri"/>
+            <w:b/>
+          </w:rPr>
+          <w:t xml:space="preserve">10. Backend Services</w:t>
+        </w:r>
+      </w:hyperlink>
+    </w:p>
+    <w:p>
+      <w:pPr>
+        <w:spacing w:after="40" w:before="40"/>
+        <w:ind w:left="0"/>
+      </w:pPr>
+      <w:hyperlink w:anchor="ch11" w:history="1">
+        <w:r>
+          <w:rPr>
+            <w:color w:val="1a3a5c"/>
+            <w:u w:val="single"/>
+            <w:sz w:val="22"/>
+            <w:szCs w:val="22"/>
+            <w:rFonts w:ascii="Calibri" w:hAnsi="Calibri"/>
+            <w:b/>
+          </w:rPr>
+          <w:t xml:space="preserve">11. Docker Container &amp; Deployment</w:t>
+        </w:r>
+      </w:hyperlink>
+    </w:p>
+    <w:p>
+      <w:pPr>
+        <w:spacing w:after="40" w:before="40"/>
+        <w:ind w:left="0"/>
+      </w:pPr>
+      <w:hyperlink w:anchor="ch12" w:history="1">
+        <w:r>
+          <w:rPr>
+            <w:color w:val="1a3a5c"/>
+            <w:u w:val="single"/>
+            <w:sz w:val="22"/>
+            <w:szCs w:val="22"/>
+            <w:rFonts w:ascii="Calibri" w:hAnsi="Calibri"/>
+            <w:b/>
+          </w:rPr>
+          <w:t xml:space="preserve">12. Performance Evaluation &amp; Tuning</w:t>
+        </w:r>
+      </w:hyperlink>
+    </w:p>
+    <w:p>
+      <w:pPr>
+        <w:spacing w:after="40" w:before="40"/>
+        <w:ind w:left="0"/>
+      </w:pPr>
+      <w:hyperlink w:anchor="ch13" w:history="1">
+        <w:r>
+          <w:rPr>
+            <w:color w:val="1a3a5c"/>
+            <w:u w:val="single"/>
+            <w:sz w:val="22"/>
+            <w:szCs w:val="22"/>
+            <w:rFonts w:ascii="Calibri" w:hAnsi="Calibri"/>
+            <w:b/>
+          </w:rPr>
+          <w:t xml:space="preserve">13. Fine-Tuning &amp; Training Infrastructure</w:t>
+        </w:r>
+      </w:hyperlink>
+    </w:p>
+    <w:p>
+      <w:pPr>
+        <w:spacing w:after="40" w:before="40"/>
+        <w:ind w:left="0"/>
+      </w:pPr>
+      <w:hyperlink w:anchor="ch14" w:history="1">
+        <w:r>
+          <w:rPr>
+            <w:color w:val="1a3a5c"/>
+            <w:u w:val="single"/>
+            <w:sz w:val="22"/>
+            <w:szCs w:val="22"/>
+            <w:rFonts w:ascii="Calibri" w:hAnsi="Calibri"/>
+            <w:b/>
+          </w:rPr>
+          <w:t xml:space="preserve">14. Executive Summary</w:t>
+        </w:r>
+      </w:hyperlink>
+    </w:p>
+    <w:p/>
+    <w:p>
       <w:r>
         <w:rPr>
           <w:rFonts w:ascii="Calibri" w:hAnsi="Calibri"/>
@@ -217,28 +482,7 @@
           <w:color w:val="666666"/>
           <w:sz w:val="18"/>
         </w:rPr>
-        <w:t>This table of contents will update when you open the document in Microsoft Word and press Ctrl+A then F9, or right-click and select 'Update Field'.</w:t>
-      </w:r>
-    </w:p>
-    <w:p>
-      <w:r>
-        <w:fldChar w:fldCharType="begin"/>
-      </w:r>
-      <w:r>
-        <w:instrText xml:space="preserve"> TOC \o "1-3" \h \z \u </w:instrText>
-      </w:r>
-      <w:r>
-        <w:fldChar w:fldCharType="separate"/>
-      </w:r>
-      <w:r>
-        <w:rPr>
-          <w:color w:val="666666"/>
-          <w:sz w:val="20"/>
-        </w:rPr>
-        <w:t>[Table of Contents — Update in Word]</w:t>
-      </w:r>
-      <w:r>
-        <w:fldChar w:fldCharType="end"/>
+        <w:t>Click any chapter title above to jump directly to that section.</w:t>
       </w:r>
     </w:p>
     <w:p>
@@ -247,6 +491,7 @@
       </w:r>
     </w:p>
     <w:p>
+      <w:bookmarkStart w:id="1" w:name="ch1"/>
       <w:pPr>
         <w:pStyle w:val="Heading1"/>
       </w:pPr>
@@ -257,6 +502,7 @@
         </w:rPr>
         <w:t>1. Research Foundation &amp; Literature Review</w:t>
       </w:r>
+      <w:bookmarkEnd w:id="1"/>
     </w:p>
     <w:p>
       <w:pPr>
@@ -2833,6 +3079,7 @@
       </w:r>
     </w:p>
     <w:p>
+      <w:bookmarkStart w:id="2" w:name="ch2"/>
       <w:pPr>
         <w:pStyle w:val="Heading1"/>
       </w:pPr>
@@ -2843,6 +3090,7 @@
         </w:rPr>
         <w:t>2. Environment &amp; Infrastructure Setup</w:t>
       </w:r>
+      <w:bookmarkEnd w:id="2"/>
     </w:p>
     <w:p>
       <w:pPr>
@@ -4357,6 +4605,7 @@
       </w:r>
     </w:p>
     <w:p>
+      <w:bookmarkStart w:id="3" w:name="ch3"/>
       <w:pPr>
         <w:pStyle w:val="Heading1"/>
       </w:pPr>
@@ -4367,6 +4616,7 @@
         </w:rPr>
         <w:t>3. Building the Pipeline from Scratch</w:t>
       </w:r>
+      <w:bookmarkEnd w:id="3"/>
     </w:p>
     <w:p>
       <w:pPr>
@@ -6215,6 +6465,7 @@
       </w:r>
     </w:p>
     <w:p>
+      <w:bookmarkStart w:id="4" w:name="ch4"/>
       <w:pPr>
         <w:pStyle w:val="Heading1"/>
       </w:pPr>
@@ -6225,6 +6476,7 @@
         </w:rPr>
         <w:t>4. Video Normalization</w:t>
       </w:r>
+      <w:bookmarkEnd w:id="4"/>
     </w:p>
     <w:p>
       <w:pPr>
@@ -7230,6 +7482,7 @@
       </w:r>
     </w:p>
     <w:p>
+      <w:bookmarkStart w:id="5" w:name="ch5"/>
       <w:pPr>
         <w:pStyle w:val="Heading1"/>
       </w:pPr>
@@ -7240,6 +7493,7 @@
         </w:rPr>
         <w:t>5. Video Segmentation</w:t>
       </w:r>
+      <w:bookmarkEnd w:id="5"/>
     </w:p>
     <w:p>
       <w:pPr>
@@ -8389,6 +8643,7 @@
       </w:r>
     </w:p>
     <w:p>
+      <w:bookmarkStart w:id="6" w:name="ch6"/>
       <w:pPr>
         <w:pStyle w:val="Heading1"/>
       </w:pPr>
@@ -8399,6 +8654,7 @@
         </w:rPr>
         <w:t>6. Face Detection &amp; Mouth Cropping</w:t>
       </w:r>
+      <w:bookmarkEnd w:id="6"/>
     </w:p>
     <w:p>
       <w:pPr>
@@ -9241,6 +9497,7 @@
       </w:r>
     </w:p>
     <w:p>
+      <w:bookmarkStart w:id="7" w:name="ch7"/>
       <w:pPr>
         <w:pStyle w:val="Heading1"/>
       </w:pPr>
@@ -9251,6 +9508,7 @@
         </w:rPr>
         <w:t>7. Reports &amp; Burned Videos</w:t>
       </w:r>
+      <w:bookmarkEnd w:id="7"/>
     </w:p>
     <w:p>
       <w:pPr>
@@ -10796,6 +11054,7 @@
       </w:r>
     </w:p>
     <w:p>
+      <w:bookmarkStart w:id="8" w:name="ch8"/>
       <w:pPr>
         <w:pStyle w:val="Heading1"/>
       </w:pPr>
@@ -10806,6 +11065,7 @@
         </w:rPr>
         <w:t>8. Modular Code Refactoring</w:t>
       </w:r>
+      <w:bookmarkEnd w:id="8"/>
     </w:p>
     <w:p>
       <w:pPr>
@@ -13244,6 +13504,7 @@
       </w:r>
     </w:p>
     <w:p>
+      <w:bookmarkStart w:id="9" w:name="ch9"/>
       <w:pPr>
         <w:pStyle w:val="Heading1"/>
       </w:pPr>
@@ -13254,6 +13515,7 @@
         </w:rPr>
         <w:t>9. Web UI &amp; Server</w:t>
       </w:r>
+      <w:bookmarkEnd w:id="9"/>
     </w:p>
     <w:p>
       <w:pPr>
@@ -16183,6 +16445,7 @@
       </w:r>
     </w:p>
     <w:p>
+      <w:bookmarkStart w:id="10" w:name="ch10"/>
       <w:pPr>
         <w:pStyle w:val="Heading1"/>
       </w:pPr>
@@ -16193,6 +16456,7 @@
         </w:rPr>
         <w:t>10. Backend Services</w:t>
       </w:r>
+      <w:bookmarkEnd w:id="10"/>
     </w:p>
     <w:p>
       <w:pPr>
@@ -16767,6 +17031,7 @@
       </w:r>
     </w:p>
     <w:p>
+      <w:bookmarkStart w:id="11" w:name="ch11"/>
       <w:pPr>
         <w:pStyle w:val="Heading1"/>
       </w:pPr>
@@ -16777,6 +17042,7 @@
         </w:rPr>
         <w:t>11. Docker Container &amp; Deployment</w:t>
       </w:r>
+      <w:bookmarkEnd w:id="11"/>
     </w:p>
     <w:p>
       <w:pPr>
@@ -19186,6 +19452,7 @@
       </w:r>
     </w:p>
     <w:p>
+      <w:bookmarkStart w:id="12" w:name="ch12"/>
       <w:pPr>
         <w:pStyle w:val="Heading1"/>
       </w:pPr>
@@ -19196,6 +19463,7 @@
         </w:rPr>
         <w:t>12. Performance Evaluation &amp; Tuning</w:t>
       </w:r>
+      <w:bookmarkEnd w:id="12"/>
     </w:p>
     <w:p>
       <w:pPr>
@@ -22203,6 +22471,7 @@
       </w:r>
     </w:p>
     <w:p>
+      <w:bookmarkStart w:id="13" w:name="ch13"/>
       <w:pPr>
         <w:pStyle w:val="Heading1"/>
       </w:pPr>
@@ -22213,6 +22482,7 @@
         </w:rPr>
         <w:t>13. Fine-Tuning &amp; Training Infrastructure</w:t>
       </w:r>
+      <w:bookmarkEnd w:id="13"/>
     </w:p>
     <w:p>
       <w:pPr>
@@ -23879,6 +24149,7 @@
       </w:r>
     </w:p>
     <w:p>
+      <w:bookmarkStart w:id="14" w:name="ch14"/>
       <w:pPr>
         <w:pStyle w:val="Heading1"/>
       </w:pPr>
@@ -23889,6 +24160,7 @@
         </w:rPr>
         <w:t>14. Executive Summary</w:t>
       </w:r>
+      <w:bookmarkEnd w:id="14"/>
     </w:p>
     <w:p>
       <w:pPr>

--- a/argos_research/research_documentation.docx
+++ b/argos_research/research_documentation.docx
@@ -164,7 +164,7 @@
           <w:color w:val="333333"/>
           <w:sz w:val="22"/>
         </w:rPr>
-        <w:t>February 18, 2026</w:t>
+        <w:t>February 19, 2026</w:t>
       </w:r>
     </w:p>
     <w:p>
@@ -470,6 +470,25 @@
             <w:b/>
           </w:rPr>
           <w:t xml:space="preserve">14. Executive Summary</w:t>
+        </w:r>
+      </w:hyperlink>
+    </w:p>
+    <w:p>
+      <w:pPr>
+        <w:spacing w:after="40" w:before="40"/>
+        <w:ind w:left="0"/>
+      </w:pPr>
+      <w:hyperlink w:anchor="ch15" w:history="1">
+        <w:r>
+          <w:rPr>
+            <w:color w:val="1a3a5c"/>
+            <w:u w:val="single"/>
+            <w:sz w:val="22"/>
+            <w:szCs w:val="22"/>
+            <w:rFonts w:ascii="Calibri" w:hAnsi="Calibri"/>
+            <w:b/>
+          </w:rPr>
+          <w:t xml:space="preserve">15. Project To-Do List</w:t>
         </w:r>
       </w:hyperlink>
     </w:p>
@@ -21234,7 +21253,7 @@
           <w:rFonts w:ascii="Calibri" w:hAnsi="Calibri"/>
           <w:color w:val="2A5A8C"/>
         </w:rPr>
-        <w:t>12.5 Seven Decode Tuning Experiments</w:t>
+        <w:t>12.5 Thirteen Decode Tuning Experiments (A–M)</w:t>
       </w:r>
     </w:p>
     <w:p>
@@ -21248,7 +21267,7 @@
           <w:i w:val="0"/>
           <w:sz w:val="22"/>
         </w:rPr>
-        <w:t>To explore whether decode-time parameters could improve transcription quality without retraining, seven experiments were run on a 100-video / 107-segment subset. Each experiment varied one or more generation parameters while keeping the rest at baseline values.</w:t>
+        <w:t>A systematic sweep of 13 decode configurations was run on a 107-segment test set derived from 100 AVSpeech videos. Parameters tested: length penalty, beam width, sampling mode, temperature, and combinations. Each experiment took ~50 minutes on a T4 GPU (16GB).</w:t>
       </w:r>
     </w:p>
     <w:tbl>
@@ -21259,15 +21278,18 @@
         <w:tblLook w:firstColumn="1" w:firstRow="1" w:lastColumn="0" w:lastRow="0" w:noHBand="0" w:noVBand="1" w:val="04A0"/>
       </w:tblPr>
       <w:tblGrid>
-        <w:gridCol w:w="2268"/>
-        <w:gridCol w:w="2268"/>
-        <w:gridCol w:w="2268"/>
-        <w:gridCol w:w="2268"/>
+        <w:gridCol w:w="1296"/>
+        <w:gridCol w:w="1296"/>
+        <w:gridCol w:w="1296"/>
+        <w:gridCol w:w="1296"/>
+        <w:gridCol w:w="1296"/>
+        <w:gridCol w:w="1296"/>
+        <w:gridCol w:w="1296"/>
       </w:tblGrid>
       <w:tr>
         <w:tc>
           <w:tcPr>
-            <w:tcW w:type="dxa" w:w="576"/>
+            <w:tcW w:type="dxa" w:w="432"/>
             <w:shd w:fill="1a3a5c"/>
           </w:tcPr>
           <w:p>
@@ -21285,7 +21307,7 @@
         </w:tc>
         <w:tc>
           <w:tcPr>
-            <w:tcW w:type="dxa" w:w="1872"/>
+            <w:tcW w:type="dxa" w:w="2880"/>
             <w:shd w:fill="1a3a5c"/>
           </w:tcPr>
           <w:p>
@@ -21297,13 +21319,13 @@
                 <w:color w:val="FFFFFF"/>
                 <w:sz w:val="18"/>
               </w:rPr>
-              <w:t>Name</w:t>
-            </w:r>
-          </w:p>
-        </w:tc>
-        <w:tc>
-          <w:tcPr>
-            <w:tcW w:type="dxa" w:w="3600"/>
+              <w:t>Configuration</w:t>
+            </w:r>
+          </w:p>
+        </w:tc>
+        <w:tc>
+          <w:tcPr>
+            <w:tcW w:type="dxa" w:w="648"/>
             <w:shd w:fill="1a3a5c"/>
           </w:tcPr>
           <w:p>
@@ -21315,13 +21337,13 @@
                 <w:color w:val="FFFFFF"/>
                 <w:sz w:val="18"/>
               </w:rPr>
-              <w:t>Parameters Changed</w:t>
-            </w:r>
-          </w:p>
-        </w:tc>
-        <w:tc>
-          <w:tcPr>
-            <w:tcW w:type="dxa" w:w="3312"/>
+              <w:t>WER%</w:t>
+            </w:r>
+          </w:p>
+        </w:tc>
+        <w:tc>
+          <w:tcPr>
+            <w:tcW w:type="dxa" w:w="720"/>
             <w:shd w:fill="1a3a5c"/>
           </w:tcPr>
           <w:p>
@@ -21333,7 +21355,61 @@
                 <w:color w:val="FFFFFF"/>
                 <w:sz w:val="18"/>
               </w:rPr>
-              <w:t>Hypothesis</w:t>
+              <w:t>WWER%</w:t>
+            </w:r>
+          </w:p>
+        </w:tc>
+        <w:tc>
+          <w:tcPr>
+            <w:tcW w:type="dxa" w:w="1008"/>
+            <w:shd w:fill="1a3a5c"/>
+          </w:tcPr>
+          <w:p>
+            <w:r/>
+            <w:r>
+              <w:rPr>
+                <w:rFonts w:ascii="Calibri" w:hAnsi="Calibri"/>
+                <w:b/>
+                <w:color w:val="FFFFFF"/>
+                <w:sz w:val="18"/>
+              </w:rPr>
+              <w:t>Empty</w:t>
+            </w:r>
+          </w:p>
+        </w:tc>
+        <w:tc>
+          <w:tcPr>
+            <w:tcW w:type="dxa" w:w="720"/>
+            <w:shd w:fill="1a3a5c"/>
+          </w:tcPr>
+          <w:p>
+            <w:r/>
+            <w:r>
+              <w:rPr>
+                <w:rFonts w:ascii="Calibri" w:hAnsi="Calibri"/>
+                <w:b/>
+                <w:color w:val="FFFFFF"/>
+                <w:sz w:val="18"/>
+              </w:rPr>
+              <w:t>NEA F1%</w:t>
+            </w:r>
+          </w:p>
+        </w:tc>
+        <w:tc>
+          <w:tcPr>
+            <w:tcW w:type="dxa" w:w="1656"/>
+            <w:shd w:fill="1a3a5c"/>
+          </w:tcPr>
+          <w:p>
+            <w:r/>
+            <w:r>
+              <w:rPr>
+                <w:rFonts w:ascii="Calibri" w:hAnsi="Calibri"/>
+                <w:b/>
+                <w:color w:val="FFFFFF"/>
+                <w:sz w:val="18"/>
+              </w:rPr>
+              <w:t>Verdict</w:t>
             </w:r>
           </w:p>
         </w:tc>
@@ -21341,7 +21417,7 @@
       <w:tr>
         <w:tc>
           <w:tcPr>
-            <w:tcW w:type="dxa" w:w="576"/>
+            <w:tcW w:type="dxa" w:w="432"/>
           </w:tcPr>
           <w:p>
             <w:r/>
@@ -21357,49 +21433,97 @@
         </w:tc>
         <w:tc>
           <w:tcPr>
-            <w:tcW w:type="dxa" w:w="1872"/>
-          </w:tcPr>
-          <w:p>
-            <w:r/>
-            <w:r>
-              <w:rPr>
-                <w:rFonts w:ascii="Calibri" w:hAnsi="Calibri"/>
-                <w:b w:val="0"/>
-                <w:sz w:val="18"/>
-              </w:rPr>
-              <w:t>Baseline</w:t>
-            </w:r>
-          </w:p>
-        </w:tc>
-        <w:tc>
-          <w:tcPr>
-            <w:tcW w:type="dxa" w:w="3600"/>
-          </w:tcPr>
-          <w:p>
-            <w:r/>
-            <w:r>
-              <w:rPr>
-                <w:rFonts w:ascii="Calibri" w:hAnsi="Calibri"/>
-                <w:b w:val="0"/>
-                <w:sz w:val="18"/>
-              </w:rPr>
-              <w:t>beam=20, lenpen=0, rep_pen=1.2</w:t>
-            </w:r>
-          </w:p>
-        </w:tc>
-        <w:tc>
-          <w:tcPr>
-            <w:tcW w:type="dxa" w:w="3312"/>
-          </w:tcPr>
-          <w:p>
-            <w:r/>
-            <w:r>
-              <w:rPr>
-                <w:rFonts w:ascii="Calibri" w:hAnsi="Calibri"/>
-                <w:b w:val="0"/>
-                <w:sz w:val="18"/>
-              </w:rPr>
-              <w:t>Current production settings</w:t>
+            <w:tcW w:type="dxa" w:w="2880"/>
+          </w:tcPr>
+          <w:p>
+            <w:r/>
+            <w:r>
+              <w:rPr>
+                <w:rFonts w:ascii="Calibri" w:hAnsi="Calibri"/>
+                <w:b w:val="0"/>
+                <w:sz w:val="18"/>
+              </w:rPr>
+              <w:t>baseline (beam=20, lenpen=0)</w:t>
+            </w:r>
+          </w:p>
+        </w:tc>
+        <w:tc>
+          <w:tcPr>
+            <w:tcW w:type="dxa" w:w="648"/>
+          </w:tcPr>
+          <w:p>
+            <w:r/>
+            <w:r>
+              <w:rPr>
+                <w:rFonts w:ascii="Calibri" w:hAnsi="Calibri"/>
+                <w:b w:val="0"/>
+                <w:sz w:val="18"/>
+              </w:rPr>
+              <w:t>59.4</w:t>
+            </w:r>
+          </w:p>
+        </w:tc>
+        <w:tc>
+          <w:tcPr>
+            <w:tcW w:type="dxa" w:w="720"/>
+          </w:tcPr>
+          <w:p>
+            <w:r/>
+            <w:r>
+              <w:rPr>
+                <w:rFonts w:ascii="Calibri" w:hAnsi="Calibri"/>
+                <w:b w:val="0"/>
+                <w:sz w:val="18"/>
+              </w:rPr>
+              <w:t>59.5</w:t>
+            </w:r>
+          </w:p>
+        </w:tc>
+        <w:tc>
+          <w:tcPr>
+            <w:tcW w:type="dxa" w:w="1008"/>
+          </w:tcPr>
+          <w:p>
+            <w:r/>
+            <w:r>
+              <w:rPr>
+                <w:rFonts w:ascii="Calibri" w:hAnsi="Calibri"/>
+                <w:b w:val="0"/>
+                <w:sz w:val="18"/>
+              </w:rPr>
+              <w:t>4 (3.7%)</w:t>
+            </w:r>
+          </w:p>
+        </w:tc>
+        <w:tc>
+          <w:tcPr>
+            <w:tcW w:type="dxa" w:w="720"/>
+          </w:tcPr>
+          <w:p>
+            <w:r/>
+            <w:r>
+              <w:rPr>
+                <w:rFonts w:ascii="Calibri" w:hAnsi="Calibri"/>
+                <w:b w:val="0"/>
+                <w:sz w:val="18"/>
+              </w:rPr>
+              <w:t>40.9</w:t>
+            </w:r>
+          </w:p>
+        </w:tc>
+        <w:tc>
+          <w:tcPr>
+            <w:tcW w:type="dxa" w:w="1656"/>
+          </w:tcPr>
+          <w:p>
+            <w:r/>
+            <w:r>
+              <w:rPr>
+                <w:rFonts w:ascii="Calibri" w:hAnsi="Calibri"/>
+                <w:b w:val="0"/>
+                <w:sz w:val="18"/>
+              </w:rPr>
+              <w:t>Reference</w:t>
             </w:r>
           </w:p>
         </w:tc>
@@ -21407,7 +21531,7 @@
       <w:tr>
         <w:tc>
           <w:tcPr>
-            <w:tcW w:type="dxa" w:w="576"/>
+            <w:tcW w:type="dxa" w:w="432"/>
             <w:shd w:fill="f0f4f8"/>
           </w:tcPr>
           <w:p>
@@ -21424,7 +21548,7 @@
         </w:tc>
         <w:tc>
           <w:tcPr>
-            <w:tcW w:type="dxa" w:w="1872"/>
+            <w:tcW w:type="dxa" w:w="2880"/>
             <w:shd w:fill="f0f4f8"/>
           </w:tcPr>
           <w:p>
@@ -21435,13 +21559,13 @@
                 <w:b w:val="0"/>
                 <w:sz w:val="18"/>
               </w:rPr>
-              <w:t>No Rep Penalty</w:t>
-            </w:r>
-          </w:p>
-        </w:tc>
-        <w:tc>
-          <w:tcPr>
-            <w:tcW w:type="dxa" w:w="3600"/>
+              <w:t>repetition_penalty=1.0 (off)</w:t>
+            </w:r>
+          </w:p>
+        </w:tc>
+        <w:tc>
+          <w:tcPr>
+            <w:tcW w:type="dxa" w:w="648"/>
             <w:shd w:fill="f0f4f8"/>
           </w:tcPr>
           <w:p>
@@ -21452,13 +21576,13 @@
                 <w:b w:val="0"/>
                 <w:sz w:val="18"/>
               </w:rPr>
-              <w:t>repetition_penalty=1.0</w:t>
-            </w:r>
-          </w:p>
-        </w:tc>
-        <w:tc>
-          <w:tcPr>
-            <w:tcW w:type="dxa" w:w="3312"/>
+              <w:t>59.4</w:t>
+            </w:r>
+          </w:p>
+        </w:tc>
+        <w:tc>
+          <w:tcPr>
+            <w:tcW w:type="dxa" w:w="720"/>
             <w:shd w:fill="f0f4f8"/>
           </w:tcPr>
           <w:p>
@@ -21469,7 +21593,58 @@
                 <w:b w:val="0"/>
                 <w:sz w:val="18"/>
               </w:rPr>
-              <w:t>Removing penalty may reduce error</w:t>
+              <w:t>59.4</w:t>
+            </w:r>
+          </w:p>
+        </w:tc>
+        <w:tc>
+          <w:tcPr>
+            <w:tcW w:type="dxa" w:w="1008"/>
+            <w:shd w:fill="f0f4f8"/>
+          </w:tcPr>
+          <w:p>
+            <w:r/>
+            <w:r>
+              <w:rPr>
+                <w:rFonts w:ascii="Calibri" w:hAnsi="Calibri"/>
+                <w:b w:val="0"/>
+                <w:sz w:val="18"/>
+              </w:rPr>
+              <w:t>4 (3.7%)</w:t>
+            </w:r>
+          </w:p>
+        </w:tc>
+        <w:tc>
+          <w:tcPr>
+            <w:tcW w:type="dxa" w:w="720"/>
+            <w:shd w:fill="f0f4f8"/>
+          </w:tcPr>
+          <w:p>
+            <w:r/>
+            <w:r>
+              <w:rPr>
+                <w:rFonts w:ascii="Calibri" w:hAnsi="Calibri"/>
+                <w:b w:val="0"/>
+                <w:sz w:val="18"/>
+              </w:rPr>
+              <w:t>40.8</w:t>
+            </w:r>
+          </w:p>
+        </w:tc>
+        <w:tc>
+          <w:tcPr>
+            <w:tcW w:type="dxa" w:w="1656"/>
+            <w:shd w:fill="f0f4f8"/>
+          </w:tcPr>
+          <w:p>
+            <w:r/>
+            <w:r>
+              <w:rPr>
+                <w:rFonts w:ascii="Calibri" w:hAnsi="Calibri"/>
+                <w:b w:val="0"/>
+                <w:sz w:val="18"/>
+              </w:rPr>
+              <w:t>No effect</w:t>
             </w:r>
           </w:p>
         </w:tc>
@@ -21477,7 +21652,7 @@
       <w:tr>
         <w:tc>
           <w:tcPr>
-            <w:tcW w:type="dxa" w:w="576"/>
+            <w:tcW w:type="dxa" w:w="432"/>
           </w:tcPr>
           <w:p>
             <w:r/>
@@ -21493,23 +21668,7 @@
         </w:tc>
         <w:tc>
           <w:tcPr>
-            <w:tcW w:type="dxa" w:w="1872"/>
-          </w:tcPr>
-          <w:p>
-            <w:r/>
-            <w:r>
-              <w:rPr>
-                <w:rFonts w:ascii="Calibri" w:hAnsi="Calibri"/>
-                <w:b w:val="0"/>
-                <w:sz w:val="18"/>
-              </w:rPr>
-              <w:t>LenPen +1.0</w:t>
-            </w:r>
-          </w:p>
-        </w:tc>
-        <w:tc>
-          <w:tcPr>
-            <w:tcW w:type="dxa" w:w="3600"/>
+            <w:tcW w:type="dxa" w:w="2880"/>
           </w:tcPr>
           <w:p>
             <w:r/>
@@ -21525,17 +21684,81 @@
         </w:tc>
         <w:tc>
           <w:tcPr>
-            <w:tcW w:type="dxa" w:w="3312"/>
-          </w:tcPr>
-          <w:p>
-            <w:r/>
-            <w:r>
-              <w:rPr>
-                <w:rFonts w:ascii="Calibri" w:hAnsi="Calibri"/>
-                <w:b w:val="0"/>
-                <w:sz w:val="18"/>
-              </w:rPr>
-              <w:t>Favor longer outputs (reduce truncation)</w:t>
+            <w:tcW w:type="dxa" w:w="648"/>
+          </w:tcPr>
+          <w:p>
+            <w:r/>
+            <w:r>
+              <w:rPr>
+                <w:rFonts w:ascii="Calibri" w:hAnsi="Calibri"/>
+                <w:b w:val="0"/>
+                <w:sz w:val="18"/>
+              </w:rPr>
+              <w:t>58.6</w:t>
+            </w:r>
+          </w:p>
+        </w:tc>
+        <w:tc>
+          <w:tcPr>
+            <w:tcW w:type="dxa" w:w="720"/>
+          </w:tcPr>
+          <w:p>
+            <w:r/>
+            <w:r>
+              <w:rPr>
+                <w:rFonts w:ascii="Calibri" w:hAnsi="Calibri"/>
+                <w:b w:val="0"/>
+                <w:sz w:val="18"/>
+              </w:rPr>
+              <w:t>58.6</w:t>
+            </w:r>
+          </w:p>
+        </w:tc>
+        <w:tc>
+          <w:tcPr>
+            <w:tcW w:type="dxa" w:w="1008"/>
+          </w:tcPr>
+          <w:p>
+            <w:r/>
+            <w:r>
+              <w:rPr>
+                <w:rFonts w:ascii="Calibri" w:hAnsi="Calibri"/>
+                <w:b w:val="0"/>
+                <w:sz w:val="18"/>
+              </w:rPr>
+              <w:t>0</w:t>
+            </w:r>
+          </w:p>
+        </w:tc>
+        <w:tc>
+          <w:tcPr>
+            <w:tcW w:type="dxa" w:w="720"/>
+          </w:tcPr>
+          <w:p>
+            <w:r/>
+            <w:r>
+              <w:rPr>
+                <w:rFonts w:ascii="Calibri" w:hAnsi="Calibri"/>
+                <w:b w:val="0"/>
+                <w:sz w:val="18"/>
+              </w:rPr>
+              <w:t>41.1</w:t>
+            </w:r>
+          </w:p>
+        </w:tc>
+        <w:tc>
+          <w:tcPr>
+            <w:tcW w:type="dxa" w:w="1656"/>
+          </w:tcPr>
+          <w:p>
+            <w:r/>
+            <w:r>
+              <w:rPr>
+                <w:rFonts w:ascii="Calibri" w:hAnsi="Calibri"/>
+                <w:b w:val="0"/>
+                <w:sz w:val="18"/>
+              </w:rPr>
+              <w:t>Best single param</w:t>
             </w:r>
           </w:p>
         </w:tc>
@@ -21543,7 +21766,7 @@
       <w:tr>
         <w:tc>
           <w:tcPr>
-            <w:tcW w:type="dxa" w:w="576"/>
+            <w:tcW w:type="dxa" w:w="432"/>
             <w:shd w:fill="f0f4f8"/>
           </w:tcPr>
           <w:p>
@@ -21560,7 +21783,7 @@
         </w:tc>
         <w:tc>
           <w:tcPr>
-            <w:tcW w:type="dxa" w:w="1872"/>
+            <w:tcW w:type="dxa" w:w="2880"/>
             <w:shd w:fill="f0f4f8"/>
           </w:tcPr>
           <w:p>
@@ -21571,13 +21794,13 @@
                 <w:b w:val="0"/>
                 <w:sz w:val="18"/>
               </w:rPr>
-              <w:t>LenPen -0.5</w:t>
-            </w:r>
-          </w:p>
-        </w:tc>
-        <w:tc>
-          <w:tcPr>
-            <w:tcW w:type="dxa" w:w="3600"/>
+              <w:t>lenpen=-0.5</w:t>
+            </w:r>
+          </w:p>
+        </w:tc>
+        <w:tc>
+          <w:tcPr>
+            <w:tcW w:type="dxa" w:w="648"/>
             <w:shd w:fill="f0f4f8"/>
           </w:tcPr>
           <w:p>
@@ -21588,13 +21811,13 @@
                 <w:b w:val="0"/>
                 <w:sz w:val="18"/>
               </w:rPr>
-              <w:t>lenpen=-0.5</w:t>
-            </w:r>
-          </w:p>
-        </w:tc>
-        <w:tc>
-          <w:tcPr>
-            <w:tcW w:type="dxa" w:w="3312"/>
+              <w:t>65.8</w:t>
+            </w:r>
+          </w:p>
+        </w:tc>
+        <w:tc>
+          <w:tcPr>
+            <w:tcW w:type="dxa" w:w="720"/>
             <w:shd w:fill="f0f4f8"/>
           </w:tcPr>
           <w:p>
@@ -21605,7 +21828,58 @@
                 <w:b w:val="0"/>
                 <w:sz w:val="18"/>
               </w:rPr>
-              <w:t>Favor shorter, more confident outputs</w:t>
+              <w:t>75.3</w:t>
+            </w:r>
+          </w:p>
+        </w:tc>
+        <w:tc>
+          <w:tcPr>
+            <w:tcW w:type="dxa" w:w="1008"/>
+            <w:shd w:fill="f0f4f8"/>
+          </w:tcPr>
+          <w:p>
+            <w:r/>
+            <w:r>
+              <w:rPr>
+                <w:rFonts w:ascii="Calibri" w:hAnsi="Calibri"/>
+                <w:b w:val="0"/>
+                <w:sz w:val="18"/>
+              </w:rPr>
+              <w:t>48 (44.9%)</w:t>
+            </w:r>
+          </w:p>
+        </w:tc>
+        <w:tc>
+          <w:tcPr>
+            <w:tcW w:type="dxa" w:w="720"/>
+            <w:shd w:fill="f0f4f8"/>
+          </w:tcPr>
+          <w:p>
+            <w:r/>
+            <w:r>
+              <w:rPr>
+                <w:rFonts w:ascii="Calibri" w:hAnsi="Calibri"/>
+                <w:b w:val="0"/>
+                <w:sz w:val="18"/>
+              </w:rPr>
+              <w:t>26.1</w:t>
+            </w:r>
+          </w:p>
+        </w:tc>
+        <w:tc>
+          <w:tcPr>
+            <w:tcW w:type="dxa" w:w="1656"/>
+            <w:shd w:fill="f0f4f8"/>
+          </w:tcPr>
+          <w:p>
+            <w:r/>
+            <w:r>
+              <w:rPr>
+                <w:rFonts w:ascii="Calibri" w:hAnsi="Calibri"/>
+                <w:b w:val="0"/>
+                <w:sz w:val="18"/>
+              </w:rPr>
+              <w:t>FAIL</w:t>
             </w:r>
           </w:p>
         </w:tc>
@@ -21613,7 +21887,7 @@
       <w:tr>
         <w:tc>
           <w:tcPr>
-            <w:tcW w:type="dxa" w:w="576"/>
+            <w:tcW w:type="dxa" w:w="432"/>
           </w:tcPr>
           <w:p>
             <w:r/>
@@ -21629,49 +21903,97 @@
         </w:tc>
         <w:tc>
           <w:tcPr>
-            <w:tcW w:type="dxa" w:w="1872"/>
-          </w:tcPr>
-          <w:p>
-            <w:r/>
-            <w:r>
-              <w:rPr>
-                <w:rFonts w:ascii="Calibri" w:hAnsi="Calibri"/>
-                <w:b w:val="0"/>
-                <w:sz w:val="18"/>
-              </w:rPr>
-              <w:t>Sampling Low Temp</w:t>
-            </w:r>
-          </w:p>
-        </w:tc>
-        <w:tc>
-          <w:tcPr>
-            <w:tcW w:type="dxa" w:w="3600"/>
-          </w:tcPr>
-          <w:p>
-            <w:r/>
-            <w:r>
-              <w:rPr>
-                <w:rFonts w:ascii="Calibri" w:hAnsi="Calibri"/>
-                <w:b w:val="0"/>
-                <w:sz w:val="18"/>
-              </w:rPr>
-              <w:t>do_sample=true, temp=0.5, top_p=0.9</w:t>
-            </w:r>
-          </w:p>
-        </w:tc>
-        <w:tc>
-          <w:tcPr>
-            <w:tcW w:type="dxa" w:w="3312"/>
-          </w:tcPr>
-          <w:p>
-            <w:r/>
-            <w:r>
-              <w:rPr>
-                <w:rFonts w:ascii="Calibri" w:hAnsi="Calibri"/>
-                <w:b w:val="0"/>
-                <w:sz w:val="18"/>
-              </w:rPr>
-              <w:t>Stochastic but conservative</w:t>
+            <w:tcW w:type="dxa" w:w="2880"/>
+          </w:tcPr>
+          <w:p>
+            <w:r/>
+            <w:r>
+              <w:rPr>
+                <w:rFonts w:ascii="Calibri" w:hAnsi="Calibri"/>
+                <w:b w:val="0"/>
+                <w:sz w:val="18"/>
+              </w:rPr>
+              <w:t>do_sample=true, temp=0.5</w:t>
+            </w:r>
+          </w:p>
+        </w:tc>
+        <w:tc>
+          <w:tcPr>
+            <w:tcW w:type="dxa" w:w="648"/>
+          </w:tcPr>
+          <w:p>
+            <w:r/>
+            <w:r>
+              <w:rPr>
+                <w:rFonts w:ascii="Calibri" w:hAnsi="Calibri"/>
+                <w:b w:val="0"/>
+                <w:sz w:val="18"/>
+              </w:rPr>
+              <w:t>59.4</w:t>
+            </w:r>
+          </w:p>
+        </w:tc>
+        <w:tc>
+          <w:tcPr>
+            <w:tcW w:type="dxa" w:w="720"/>
+          </w:tcPr>
+          <w:p>
+            <w:r/>
+            <w:r>
+              <w:rPr>
+                <w:rFonts w:ascii="Calibri" w:hAnsi="Calibri"/>
+                <w:b w:val="0"/>
+                <w:sz w:val="18"/>
+              </w:rPr>
+              <w:t>59.4</w:t>
+            </w:r>
+          </w:p>
+        </w:tc>
+        <w:tc>
+          <w:tcPr>
+            <w:tcW w:type="dxa" w:w="1008"/>
+          </w:tcPr>
+          <w:p>
+            <w:r/>
+            <w:r>
+              <w:rPr>
+                <w:rFonts w:ascii="Calibri" w:hAnsi="Calibri"/>
+                <w:b w:val="0"/>
+                <w:sz w:val="18"/>
+              </w:rPr>
+              <w:t>0</w:t>
+            </w:r>
+          </w:p>
+        </w:tc>
+        <w:tc>
+          <w:tcPr>
+            <w:tcW w:type="dxa" w:w="720"/>
+          </w:tcPr>
+          <w:p>
+            <w:r/>
+            <w:r>
+              <w:rPr>
+                <w:rFonts w:ascii="Calibri" w:hAnsi="Calibri"/>
+                <w:b w:val="0"/>
+                <w:sz w:val="18"/>
+              </w:rPr>
+              <w:t>41.8</w:t>
+            </w:r>
+          </w:p>
+        </w:tc>
+        <w:tc>
+          <w:tcPr>
+            <w:tcW w:type="dxa" w:w="1656"/>
+          </w:tcPr>
+          <w:p>
+            <w:r/>
+            <w:r>
+              <w:rPr>
+                <w:rFonts w:ascii="Calibri" w:hAnsi="Calibri"/>
+                <w:b w:val="0"/>
+                <w:sz w:val="18"/>
+              </w:rPr>
+              <w:t>Slight NEA gain</w:t>
             </w:r>
           </w:p>
         </w:tc>
@@ -21679,7 +22001,7 @@
       <w:tr>
         <w:tc>
           <w:tcPr>
-            <w:tcW w:type="dxa" w:w="576"/>
+            <w:tcW w:type="dxa" w:w="432"/>
             <w:shd w:fill="f0f4f8"/>
           </w:tcPr>
           <w:p>
@@ -21696,7 +22018,7 @@
         </w:tc>
         <w:tc>
           <w:tcPr>
-            <w:tcW w:type="dxa" w:w="1872"/>
+            <w:tcW w:type="dxa" w:w="2880"/>
             <w:shd w:fill="f0f4f8"/>
           </w:tcPr>
           <w:p>
@@ -21707,13 +22029,13 @@
                 <w:b w:val="0"/>
                 <w:sz w:val="18"/>
               </w:rPr>
-              <w:t>Sampling Original</w:t>
-            </w:r>
-          </w:p>
-        </w:tc>
-        <w:tc>
-          <w:tcPr>
-            <w:tcW w:type="dxa" w:w="3600"/>
+              <w:t>do_sample=true, temp=1.0</w:t>
+            </w:r>
+          </w:p>
+        </w:tc>
+        <w:tc>
+          <w:tcPr>
+            <w:tcW w:type="dxa" w:w="648"/>
             <w:shd w:fill="f0f4f8"/>
           </w:tcPr>
           <w:p>
@@ -21724,13 +22046,13 @@
                 <w:b w:val="0"/>
                 <w:sz w:val="18"/>
               </w:rPr>
-              <w:t>do_sample=true, temp=1.0, top_p=0.9</w:t>
-            </w:r>
-          </w:p>
-        </w:tc>
-        <w:tc>
-          <w:tcPr>
-            <w:tcW w:type="dxa" w:w="3312"/>
+              <w:t>59.4</w:t>
+            </w:r>
+          </w:p>
+        </w:tc>
+        <w:tc>
+          <w:tcPr>
+            <w:tcW w:type="dxa" w:w="720"/>
             <w:shd w:fill="f0f4f8"/>
           </w:tcPr>
           <w:p>
@@ -21741,7 +22063,58 @@
                 <w:b w:val="0"/>
                 <w:sz w:val="18"/>
               </w:rPr>
-              <w:t>Match english_1k-style decode</w:t>
+              <w:t>59.4</w:t>
+            </w:r>
+          </w:p>
+        </w:tc>
+        <w:tc>
+          <w:tcPr>
+            <w:tcW w:type="dxa" w:w="1008"/>
+            <w:shd w:fill="f0f4f8"/>
+          </w:tcPr>
+          <w:p>
+            <w:r/>
+            <w:r>
+              <w:rPr>
+                <w:rFonts w:ascii="Calibri" w:hAnsi="Calibri"/>
+                <w:b w:val="0"/>
+                <w:sz w:val="18"/>
+              </w:rPr>
+              <w:t>0</w:t>
+            </w:r>
+          </w:p>
+        </w:tc>
+        <w:tc>
+          <w:tcPr>
+            <w:tcW w:type="dxa" w:w="720"/>
+            <w:shd w:fill="f0f4f8"/>
+          </w:tcPr>
+          <w:p>
+            <w:r/>
+            <w:r>
+              <w:rPr>
+                <w:rFonts w:ascii="Calibri" w:hAnsi="Calibri"/>
+                <w:b w:val="0"/>
+                <w:sz w:val="18"/>
+              </w:rPr>
+              <w:t>42.4</w:t>
+            </w:r>
+          </w:p>
+        </w:tc>
+        <w:tc>
+          <w:tcPr>
+            <w:tcW w:type="dxa" w:w="1656"/>
+            <w:shd w:fill="f0f4f8"/>
+          </w:tcPr>
+          <w:p>
+            <w:r/>
+            <w:r>
+              <w:rPr>
+                <w:rFonts w:ascii="Calibri" w:hAnsi="Calibri"/>
+                <w:b w:val="0"/>
+                <w:sz w:val="18"/>
+              </w:rPr>
+              <w:t>Best NEA F1 (single)</w:t>
             </w:r>
           </w:p>
         </w:tc>
@@ -21749,7 +22122,7 @@
       <w:tr>
         <w:tc>
           <w:tcPr>
-            <w:tcW w:type="dxa" w:w="576"/>
+            <w:tcW w:type="dxa" w:w="432"/>
           </w:tcPr>
           <w:p>
             <w:r/>
@@ -21765,49 +22138,802 @@
         </w:tc>
         <w:tc>
           <w:tcPr>
-            <w:tcW w:type="dxa" w:w="1872"/>
-          </w:tcPr>
-          <w:p>
-            <w:r/>
-            <w:r>
-              <w:rPr>
-                <w:rFonts w:ascii="Calibri" w:hAnsi="Calibri"/>
-                <w:b w:val="0"/>
-                <w:sz w:val="18"/>
-              </w:rPr>
-              <w:t>Greedy Decode</w:t>
-            </w:r>
-          </w:p>
-        </w:tc>
-        <w:tc>
-          <w:tcPr>
-            <w:tcW w:type="dxa" w:w="3600"/>
-          </w:tcPr>
-          <w:p>
-            <w:r/>
-            <w:r>
-              <w:rPr>
-                <w:rFonts w:ascii="Calibri" w:hAnsi="Calibri"/>
-                <w:b w:val="0"/>
-                <w:sz w:val="18"/>
-              </w:rPr>
-              <w:t>beam=1</w:t>
-            </w:r>
-          </w:p>
-        </w:tc>
-        <w:tc>
-          <w:tcPr>
-            <w:tcW w:type="dxa" w:w="3312"/>
-          </w:tcPr>
-          <w:p>
-            <w:r/>
-            <w:r>
-              <w:rPr>
-                <w:rFonts w:ascii="Calibri" w:hAnsi="Calibri"/>
-                <w:b w:val="0"/>
-                <w:sz w:val="18"/>
-              </w:rPr>
-              <w:t>Simplest decode, no beam search overhead</w:t>
+            <w:tcW w:type="dxa" w:w="2880"/>
+          </w:tcPr>
+          <w:p>
+            <w:r/>
+            <w:r>
+              <w:rPr>
+                <w:rFonts w:ascii="Calibri" w:hAnsi="Calibri"/>
+                <w:b w:val="0"/>
+                <w:sz w:val="18"/>
+              </w:rPr>
+              <w:t>greedy (beam=1)</w:t>
+            </w:r>
+          </w:p>
+        </w:tc>
+        <w:tc>
+          <w:tcPr>
+            <w:tcW w:type="dxa" w:w="648"/>
+          </w:tcPr>
+          <w:p>
+            <w:r/>
+            <w:r>
+              <w:rPr>
+                <w:rFonts w:ascii="Calibri" w:hAnsi="Calibri"/>
+                <w:b w:val="0"/>
+                <w:sz w:val="18"/>
+              </w:rPr>
+              <w:t>63.2</w:t>
+            </w:r>
+          </w:p>
+        </w:tc>
+        <w:tc>
+          <w:tcPr>
+            <w:tcW w:type="dxa" w:w="720"/>
+          </w:tcPr>
+          <w:p>
+            <w:r/>
+            <w:r>
+              <w:rPr>
+                <w:rFonts w:ascii="Calibri" w:hAnsi="Calibri"/>
+                <w:b w:val="0"/>
+                <w:sz w:val="18"/>
+              </w:rPr>
+              <w:t>63.2</w:t>
+            </w:r>
+          </w:p>
+        </w:tc>
+        <w:tc>
+          <w:tcPr>
+            <w:tcW w:type="dxa" w:w="1008"/>
+          </w:tcPr>
+          <w:p>
+            <w:r/>
+            <w:r>
+              <w:rPr>
+                <w:rFonts w:ascii="Calibri" w:hAnsi="Calibri"/>
+                <w:b w:val="0"/>
+                <w:sz w:val="18"/>
+              </w:rPr>
+              <w:t>0</w:t>
+            </w:r>
+          </w:p>
+        </w:tc>
+        <w:tc>
+          <w:tcPr>
+            <w:tcW w:type="dxa" w:w="720"/>
+          </w:tcPr>
+          <w:p>
+            <w:r/>
+            <w:r>
+              <w:rPr>
+                <w:rFonts w:ascii="Calibri" w:hAnsi="Calibri"/>
+                <w:b w:val="0"/>
+                <w:sz w:val="18"/>
+              </w:rPr>
+              <w:t>37.7</w:t>
+            </w:r>
+          </w:p>
+        </w:tc>
+        <w:tc>
+          <w:tcPr>
+            <w:tcW w:type="dxa" w:w="1656"/>
+          </w:tcPr>
+          <w:p>
+            <w:r/>
+            <w:r>
+              <w:rPr>
+                <w:rFonts w:ascii="Calibri" w:hAnsi="Calibri"/>
+                <w:b w:val="0"/>
+                <w:sz w:val="18"/>
+              </w:rPr>
+              <w:t>Worse</w:t>
+            </w:r>
+          </w:p>
+        </w:tc>
+      </w:tr>
+      <w:tr>
+        <w:tc>
+          <w:tcPr>
+            <w:tcW w:type="dxa" w:w="432"/>
+            <w:shd w:fill="f0f4f8"/>
+          </w:tcPr>
+          <w:p>
+            <w:r/>
+            <w:r>
+              <w:rPr>
+                <w:rFonts w:ascii="Calibri" w:hAnsi="Calibri"/>
+                <w:b w:val="0"/>
+                <w:sz w:val="18"/>
+              </w:rPr>
+              <w:t>H</w:t>
+            </w:r>
+          </w:p>
+        </w:tc>
+        <w:tc>
+          <w:tcPr>
+            <w:tcW w:type="dxa" w:w="2880"/>
+            <w:shd w:fill="f0f4f8"/>
+          </w:tcPr>
+          <w:p>
+            <w:r/>
+            <w:r>
+              <w:rPr>
+                <w:rFonts w:ascii="Calibri" w:hAnsi="Calibri"/>
+                <w:b w:val="0"/>
+                <w:sz w:val="18"/>
+              </w:rPr>
+              <w:t>lenpen=2.0</w:t>
+            </w:r>
+          </w:p>
+        </w:tc>
+        <w:tc>
+          <w:tcPr>
+            <w:tcW w:type="dxa" w:w="648"/>
+            <w:shd w:fill="f0f4f8"/>
+          </w:tcPr>
+          <w:p>
+            <w:r/>
+            <w:r>
+              <w:rPr>
+                <w:rFonts w:ascii="Calibri" w:hAnsi="Calibri"/>
+                <w:b w:val="0"/>
+                <w:sz w:val="18"/>
+              </w:rPr>
+              <w:t>539.6</w:t>
+            </w:r>
+          </w:p>
+        </w:tc>
+        <w:tc>
+          <w:tcPr>
+            <w:tcW w:type="dxa" w:w="720"/>
+            <w:shd w:fill="f0f4f8"/>
+          </w:tcPr>
+          <w:p>
+            <w:r/>
+            <w:r>
+              <w:rPr>
+                <w:rFonts w:ascii="Calibri" w:hAnsi="Calibri"/>
+                <w:b w:val="0"/>
+                <w:sz w:val="18"/>
+              </w:rPr>
+              <w:t>171.5</w:t>
+            </w:r>
+          </w:p>
+        </w:tc>
+        <w:tc>
+          <w:tcPr>
+            <w:tcW w:type="dxa" w:w="1008"/>
+            <w:shd w:fill="f0f4f8"/>
+          </w:tcPr>
+          <w:p>
+            <w:r/>
+            <w:r>
+              <w:rPr>
+                <w:rFonts w:ascii="Calibri" w:hAnsi="Calibri"/>
+                <w:b w:val="0"/>
+                <w:sz w:val="18"/>
+              </w:rPr>
+              <w:t>0</w:t>
+            </w:r>
+          </w:p>
+        </w:tc>
+        <w:tc>
+          <w:tcPr>
+            <w:tcW w:type="dxa" w:w="720"/>
+            <w:shd w:fill="f0f4f8"/>
+          </w:tcPr>
+          <w:p>
+            <w:r/>
+            <w:r>
+              <w:rPr>
+                <w:rFonts w:ascii="Calibri" w:hAnsi="Calibri"/>
+                <w:b w:val="0"/>
+                <w:sz w:val="18"/>
+              </w:rPr>
+              <w:t>39.1</w:t>
+            </w:r>
+          </w:p>
+        </w:tc>
+        <w:tc>
+          <w:tcPr>
+            <w:tcW w:type="dxa" w:w="1656"/>
+            <w:shd w:fill="f0f4f8"/>
+          </w:tcPr>
+          <w:p>
+            <w:r/>
+            <w:r>
+              <w:rPr>
+                <w:rFonts w:ascii="Calibri" w:hAnsi="Calibri"/>
+                <w:b w:val="0"/>
+                <w:sz w:val="18"/>
+              </w:rPr>
+              <w:t>CATASTROPHIC</w:t>
+            </w:r>
+          </w:p>
+        </w:tc>
+      </w:tr>
+      <w:tr>
+        <w:tc>
+          <w:tcPr>
+            <w:tcW w:type="dxa" w:w="432"/>
+          </w:tcPr>
+          <w:p>
+            <w:r/>
+            <w:r>
+              <w:rPr>
+                <w:rFonts w:ascii="Calibri" w:hAnsi="Calibri"/>
+                <w:b w:val="0"/>
+                <w:sz w:val="18"/>
+              </w:rPr>
+              <w:t>I</w:t>
+            </w:r>
+          </w:p>
+        </w:tc>
+        <w:tc>
+          <w:tcPr>
+            <w:tcW w:type="dxa" w:w="2880"/>
+          </w:tcPr>
+          <w:p>
+            <w:r/>
+            <w:r>
+              <w:rPr>
+                <w:rFonts w:ascii="Calibri" w:hAnsi="Calibri"/>
+                <w:b w:val="0"/>
+                <w:sz w:val="18"/>
+              </w:rPr>
+              <w:t>lenpen=1.0 + sample temp=1.0</w:t>
+            </w:r>
+          </w:p>
+        </w:tc>
+        <w:tc>
+          <w:tcPr>
+            <w:tcW w:type="dxa" w:w="648"/>
+          </w:tcPr>
+          <w:p>
+            <w:r/>
+            <w:r>
+              <w:rPr>
+                <w:rFonts w:ascii="Calibri" w:hAnsi="Calibri"/>
+                <w:b w:val="0"/>
+                <w:sz w:val="18"/>
+              </w:rPr>
+              <w:t>83.6</w:t>
+            </w:r>
+          </w:p>
+        </w:tc>
+        <w:tc>
+          <w:tcPr>
+            <w:tcW w:type="dxa" w:w="720"/>
+          </w:tcPr>
+          <w:p>
+            <w:r/>
+            <w:r>
+              <w:rPr>
+                <w:rFonts w:ascii="Calibri" w:hAnsi="Calibri"/>
+                <w:b w:val="0"/>
+                <w:sz w:val="18"/>
+              </w:rPr>
+              <w:t>60.1</w:t>
+            </w:r>
+          </w:p>
+        </w:tc>
+        <w:tc>
+          <w:tcPr>
+            <w:tcW w:type="dxa" w:w="1008"/>
+          </w:tcPr>
+          <w:p>
+            <w:r/>
+            <w:r>
+              <w:rPr>
+                <w:rFonts w:ascii="Calibri" w:hAnsi="Calibri"/>
+                <w:b w:val="0"/>
+                <w:sz w:val="18"/>
+              </w:rPr>
+              <w:t>0</w:t>
+            </w:r>
+          </w:p>
+        </w:tc>
+        <w:tc>
+          <w:tcPr>
+            <w:tcW w:type="dxa" w:w="720"/>
+          </w:tcPr>
+          <w:p>
+            <w:r/>
+            <w:r>
+              <w:rPr>
+                <w:rFonts w:ascii="Calibri" w:hAnsi="Calibri"/>
+                <w:b w:val="0"/>
+                <w:sz w:val="18"/>
+              </w:rPr>
+              <w:t>40.3</w:t>
+            </w:r>
+          </w:p>
+        </w:tc>
+        <w:tc>
+          <w:tcPr>
+            <w:tcW w:type="dxa" w:w="1656"/>
+          </w:tcPr>
+          <w:p>
+            <w:r/>
+            <w:r>
+              <w:rPr>
+                <w:rFonts w:ascii="Calibri" w:hAnsi="Calibri"/>
+                <w:b w:val="0"/>
+                <w:sz w:val="18"/>
+              </w:rPr>
+              <w:t>Combo: mediocre</w:t>
+            </w:r>
+          </w:p>
+        </w:tc>
+      </w:tr>
+      <w:tr>
+        <w:tc>
+          <w:tcPr>
+            <w:tcW w:type="dxa" w:w="432"/>
+            <w:shd w:fill="f0f4f8"/>
+          </w:tcPr>
+          <w:p>
+            <w:r/>
+            <w:r>
+              <w:rPr>
+                <w:rFonts w:ascii="Calibri" w:hAnsi="Calibri"/>
+                <w:b w:val="0"/>
+                <w:sz w:val="18"/>
+              </w:rPr>
+              <w:t>J</w:t>
+            </w:r>
+          </w:p>
+        </w:tc>
+        <w:tc>
+          <w:tcPr>
+            <w:tcW w:type="dxa" w:w="2880"/>
+            <w:shd w:fill="f0f4f8"/>
+          </w:tcPr>
+          <w:p>
+            <w:r/>
+            <w:r>
+              <w:rPr>
+                <w:rFonts w:ascii="Calibri" w:hAnsi="Calibri"/>
+                <w:b w:val="0"/>
+                <w:sz w:val="18"/>
+              </w:rPr>
+              <w:t>lenpen=1.0 + sample temp=0.5</w:t>
+            </w:r>
+          </w:p>
+        </w:tc>
+        <w:tc>
+          <w:tcPr>
+            <w:tcW w:type="dxa" w:w="648"/>
+            <w:shd w:fill="f0f4f8"/>
+          </w:tcPr>
+          <w:p>
+            <w:r/>
+            <w:r>
+              <w:rPr>
+                <w:rFonts w:ascii="Calibri" w:hAnsi="Calibri"/>
+                <w:b w:val="0"/>
+                <w:sz w:val="18"/>
+              </w:rPr>
+              <w:t>70.1</w:t>
+            </w:r>
+          </w:p>
+        </w:tc>
+        <w:tc>
+          <w:tcPr>
+            <w:tcW w:type="dxa" w:w="720"/>
+            <w:shd w:fill="f0f4f8"/>
+          </w:tcPr>
+          <w:p>
+            <w:r/>
+            <w:r>
+              <w:rPr>
+                <w:rFonts w:ascii="Calibri" w:hAnsi="Calibri"/>
+                <w:b w:val="0"/>
+                <w:sz w:val="18"/>
+              </w:rPr>
+              <w:t>57.7</w:t>
+            </w:r>
+          </w:p>
+        </w:tc>
+        <w:tc>
+          <w:tcPr>
+            <w:tcW w:type="dxa" w:w="1008"/>
+            <w:shd w:fill="f0f4f8"/>
+          </w:tcPr>
+          <w:p>
+            <w:r/>
+            <w:r>
+              <w:rPr>
+                <w:rFonts w:ascii="Calibri" w:hAnsi="Calibri"/>
+                <w:b w:val="0"/>
+                <w:sz w:val="18"/>
+              </w:rPr>
+              <w:t>0</w:t>
+            </w:r>
+          </w:p>
+        </w:tc>
+        <w:tc>
+          <w:tcPr>
+            <w:tcW w:type="dxa" w:w="720"/>
+            <w:shd w:fill="f0f4f8"/>
+          </w:tcPr>
+          <w:p>
+            <w:r/>
+            <w:r>
+              <w:rPr>
+                <w:rFonts w:ascii="Calibri" w:hAnsi="Calibri"/>
+                <w:b w:val="0"/>
+                <w:sz w:val="18"/>
+              </w:rPr>
+              <w:t>41.0</w:t>
+            </w:r>
+          </w:p>
+        </w:tc>
+        <w:tc>
+          <w:tcPr>
+            <w:tcW w:type="dxa" w:w="1656"/>
+            <w:shd w:fill="f0f4f8"/>
+          </w:tcPr>
+          <w:p>
+            <w:r/>
+            <w:r>
+              <w:rPr>
+                <w:rFonts w:ascii="Calibri" w:hAnsi="Calibri"/>
+                <w:b w:val="0"/>
+                <w:sz w:val="18"/>
+              </w:rPr>
+              <w:t>BEST WWER</w:t>
+            </w:r>
+          </w:p>
+        </w:tc>
+      </w:tr>
+      <w:tr>
+        <w:tc>
+          <w:tcPr>
+            <w:tcW w:type="dxa" w:w="432"/>
+          </w:tcPr>
+          <w:p>
+            <w:r/>
+            <w:r>
+              <w:rPr>
+                <w:rFonts w:ascii="Calibri" w:hAnsi="Calibri"/>
+                <w:b w:val="0"/>
+                <w:sz w:val="18"/>
+              </w:rPr>
+              <w:t>K</w:t>
+            </w:r>
+          </w:p>
+        </w:tc>
+        <w:tc>
+          <w:tcPr>
+            <w:tcW w:type="dxa" w:w="2880"/>
+          </w:tcPr>
+          <w:p>
+            <w:r/>
+            <w:r>
+              <w:rPr>
+                <w:rFonts w:ascii="Calibri" w:hAnsi="Calibri"/>
+                <w:b w:val="0"/>
+                <w:sz w:val="18"/>
+              </w:rPr>
+              <w:t>do_sample=true, temp=1.5</w:t>
+            </w:r>
+          </w:p>
+        </w:tc>
+        <w:tc>
+          <w:tcPr>
+            <w:tcW w:type="dxa" w:w="648"/>
+          </w:tcPr>
+          <w:p>
+            <w:r/>
+            <w:r>
+              <w:rPr>
+                <w:rFonts w:ascii="Calibri" w:hAnsi="Calibri"/>
+                <w:b w:val="0"/>
+                <w:sz w:val="18"/>
+              </w:rPr>
+              <w:t>60.9</w:t>
+            </w:r>
+          </w:p>
+        </w:tc>
+        <w:tc>
+          <w:tcPr>
+            <w:tcW w:type="dxa" w:w="720"/>
+          </w:tcPr>
+          <w:p>
+            <w:r/>
+            <w:r>
+              <w:rPr>
+                <w:rFonts w:ascii="Calibri" w:hAnsi="Calibri"/>
+                <w:b w:val="0"/>
+                <w:sz w:val="18"/>
+              </w:rPr>
+              <w:t>59.2</w:t>
+            </w:r>
+          </w:p>
+        </w:tc>
+        <w:tc>
+          <w:tcPr>
+            <w:tcW w:type="dxa" w:w="1008"/>
+          </w:tcPr>
+          <w:p>
+            <w:r/>
+            <w:r>
+              <w:rPr>
+                <w:rFonts w:ascii="Calibri" w:hAnsi="Calibri"/>
+                <w:b w:val="0"/>
+                <w:sz w:val="18"/>
+              </w:rPr>
+              <w:t>1</w:t>
+            </w:r>
+          </w:p>
+        </w:tc>
+        <w:tc>
+          <w:tcPr>
+            <w:tcW w:type="dxa" w:w="720"/>
+          </w:tcPr>
+          <w:p>
+            <w:r/>
+            <w:r>
+              <w:rPr>
+                <w:rFonts w:ascii="Calibri" w:hAnsi="Calibri"/>
+                <w:b w:val="0"/>
+                <w:sz w:val="18"/>
+              </w:rPr>
+              <w:t>40.7</w:t>
+            </w:r>
+          </w:p>
+        </w:tc>
+        <w:tc>
+          <w:tcPr>
+            <w:tcW w:type="dxa" w:w="1656"/>
+          </w:tcPr>
+          <w:p>
+            <w:r/>
+            <w:r>
+              <w:rPr>
+                <w:rFonts w:ascii="Calibri" w:hAnsi="Calibri"/>
+                <w:b w:val="0"/>
+                <w:sz w:val="18"/>
+              </w:rPr>
+              <w:t>Competitive</w:t>
+            </w:r>
+          </w:p>
+        </w:tc>
+      </w:tr>
+      <w:tr>
+        <w:tc>
+          <w:tcPr>
+            <w:tcW w:type="dxa" w:w="432"/>
+            <w:shd w:fill="f0f4f8"/>
+          </w:tcPr>
+          <w:p>
+            <w:r/>
+            <w:r>
+              <w:rPr>
+                <w:rFonts w:ascii="Calibri" w:hAnsi="Calibri"/>
+                <w:b w:val="0"/>
+                <w:sz w:val="18"/>
+              </w:rPr>
+              <w:t>L</w:t>
+            </w:r>
+          </w:p>
+        </w:tc>
+        <w:tc>
+          <w:tcPr>
+            <w:tcW w:type="dxa" w:w="2880"/>
+            <w:shd w:fill="f0f4f8"/>
+          </w:tcPr>
+          <w:p>
+            <w:r/>
+            <w:r>
+              <w:rPr>
+                <w:rFonts w:ascii="Calibri" w:hAnsi="Calibri"/>
+                <w:b w:val="0"/>
+                <w:sz w:val="18"/>
+              </w:rPr>
+              <w:t>do_sample=true, temp=0.3</w:t>
+            </w:r>
+          </w:p>
+        </w:tc>
+        <w:tc>
+          <w:tcPr>
+            <w:tcW w:type="dxa" w:w="648"/>
+            <w:shd w:fill="f0f4f8"/>
+          </w:tcPr>
+          <w:p>
+            <w:r/>
+            <w:r>
+              <w:rPr>
+                <w:rFonts w:ascii="Calibri" w:hAnsi="Calibri"/>
+                <w:b w:val="0"/>
+                <w:sz w:val="18"/>
+              </w:rPr>
+              <w:t>59.6</w:t>
+            </w:r>
+          </w:p>
+        </w:tc>
+        <w:tc>
+          <w:tcPr>
+            <w:tcW w:type="dxa" w:w="720"/>
+            <w:shd w:fill="f0f4f8"/>
+          </w:tcPr>
+          <w:p>
+            <w:r/>
+            <w:r>
+              <w:rPr>
+                <w:rFonts w:ascii="Calibri" w:hAnsi="Calibri"/>
+                <w:b w:val="0"/>
+                <w:sz w:val="18"/>
+              </w:rPr>
+              <w:t>58.4</w:t>
+            </w:r>
+          </w:p>
+        </w:tc>
+        <w:tc>
+          <w:tcPr>
+            <w:tcW w:type="dxa" w:w="1008"/>
+            <w:shd w:fill="f0f4f8"/>
+          </w:tcPr>
+          <w:p>
+            <w:r/>
+            <w:r>
+              <w:rPr>
+                <w:rFonts w:ascii="Calibri" w:hAnsi="Calibri"/>
+                <w:b w:val="0"/>
+                <w:sz w:val="18"/>
+              </w:rPr>
+              <w:t>0</w:t>
+            </w:r>
+          </w:p>
+        </w:tc>
+        <w:tc>
+          <w:tcPr>
+            <w:tcW w:type="dxa" w:w="720"/>
+            <w:shd w:fill="f0f4f8"/>
+          </w:tcPr>
+          <w:p>
+            <w:r/>
+            <w:r>
+              <w:rPr>
+                <w:rFonts w:ascii="Calibri" w:hAnsi="Calibri"/>
+                <w:b w:val="0"/>
+                <w:sz w:val="18"/>
+              </w:rPr>
+              <w:t>41.8</w:t>
+            </w:r>
+          </w:p>
+        </w:tc>
+        <w:tc>
+          <w:tcPr>
+            <w:tcW w:type="dxa" w:w="1656"/>
+            <w:shd w:fill="f0f4f8"/>
+          </w:tcPr>
+          <w:p>
+            <w:r/>
+            <w:r>
+              <w:rPr>
+                <w:rFonts w:ascii="Calibri" w:hAnsi="Calibri"/>
+                <w:b w:val="0"/>
+                <w:sz w:val="18"/>
+              </w:rPr>
+              <w:t>Good</w:t>
+            </w:r>
+          </w:p>
+        </w:tc>
+      </w:tr>
+      <w:tr>
+        <w:tc>
+          <w:tcPr>
+            <w:tcW w:type="dxa" w:w="432"/>
+          </w:tcPr>
+          <w:p>
+            <w:r/>
+            <w:r>
+              <w:rPr>
+                <w:rFonts w:ascii="Calibri" w:hAnsi="Calibri"/>
+                <w:b w:val="0"/>
+                <w:sz w:val="18"/>
+              </w:rPr>
+              <w:t>M</w:t>
+            </w:r>
+          </w:p>
+        </w:tc>
+        <w:tc>
+          <w:tcPr>
+            <w:tcW w:type="dxa" w:w="2880"/>
+          </w:tcPr>
+          <w:p>
+            <w:r/>
+            <w:r>
+              <w:rPr>
+                <w:rFonts w:ascii="Calibri" w:hAnsi="Calibri"/>
+                <w:b w:val="0"/>
+                <w:sz w:val="18"/>
+              </w:rPr>
+              <w:t>lenpen=1.0 + sample temp=0.3</w:t>
+            </w:r>
+          </w:p>
+        </w:tc>
+        <w:tc>
+          <w:tcPr>
+            <w:tcW w:type="dxa" w:w="648"/>
+          </w:tcPr>
+          <w:p>
+            <w:r/>
+            <w:r>
+              <w:rPr>
+                <w:rFonts w:ascii="Calibri" w:hAnsi="Calibri"/>
+                <w:b w:val="0"/>
+                <w:sz w:val="18"/>
+              </w:rPr>
+              <w:t>80.9</w:t>
+            </w:r>
+          </w:p>
+        </w:tc>
+        <w:tc>
+          <w:tcPr>
+            <w:tcW w:type="dxa" w:w="720"/>
+          </w:tcPr>
+          <w:p>
+            <w:r/>
+            <w:r>
+              <w:rPr>
+                <w:rFonts w:ascii="Calibri" w:hAnsi="Calibri"/>
+                <w:b w:val="0"/>
+                <w:sz w:val="18"/>
+              </w:rPr>
+              <w:t>77.1</w:t>
+            </w:r>
+          </w:p>
+        </w:tc>
+        <w:tc>
+          <w:tcPr>
+            <w:tcW w:type="dxa" w:w="1008"/>
+          </w:tcPr>
+          <w:p>
+            <w:r/>
+            <w:r>
+              <w:rPr>
+                <w:rFonts w:ascii="Calibri" w:hAnsi="Calibri"/>
+                <w:b w:val="0"/>
+                <w:sz w:val="18"/>
+              </w:rPr>
+              <w:t>0</w:t>
+            </w:r>
+          </w:p>
+        </w:tc>
+        <w:tc>
+          <w:tcPr>
+            <w:tcW w:type="dxa" w:w="720"/>
+          </w:tcPr>
+          <w:p>
+            <w:r/>
+            <w:r>
+              <w:rPr>
+                <w:rFonts w:ascii="Calibri" w:hAnsi="Calibri"/>
+                <w:b w:val="0"/>
+                <w:sz w:val="18"/>
+              </w:rPr>
+              <w:t>42.1</w:t>
+            </w:r>
+          </w:p>
+        </w:tc>
+        <w:tc>
+          <w:tcPr>
+            <w:tcW w:type="dxa" w:w="1656"/>
+          </w:tcPr>
+          <w:p>
+            <w:r/>
+            <w:r>
+              <w:rPr>
+                <w:rFonts w:ascii="Calibri" w:hAnsi="Calibri"/>
+                <w:b w:val="0"/>
+                <w:sz w:val="18"/>
+              </w:rPr>
+              <w:t>Unexpectedly bad</w:t>
             </w:r>
           </w:p>
         </w:tc>
@@ -21825,7 +22951,705 @@
           <w:i w:val="0"/>
           <w:sz w:val="22"/>
         </w:rPr>
-        <w:t>The experiment framework (run_all_experiments.sh, 118 lines + run_experiment.sh, 101 lines) automates the full cycle for each configuration: set overrides, run decode, generate reports, and save config snapshots. A comparison table is built at the end showing WWER, NEA-Recall, and NEA-F1 across all experiments.</w:t>
+        <w:t>The experiment framework (run_all_experiments.sh + run_remaining.sh + run_experiment.sh) automates the full cycle: set Hydra overrides, run decode, generate reports, save config snapshots. A comparison CSV is built at the end with all metrics.</w:t>
+      </w:r>
+    </w:p>
+    <w:p>
+      <w:pPr>
+        <w:pStyle w:val="Heading3"/>
+      </w:pPr>
+      <w:r>
+        <w:rPr>
+          <w:rFonts w:ascii="Calibri" w:hAnsi="Calibri"/>
+          <w:color w:val="3A6A9C"/>
+        </w:rPr>
+        <w:t>12.5.1 Length Penalty Analysis</w:t>
+      </w:r>
+    </w:p>
+    <w:p>
+      <w:pPr>
+        <w:spacing w:after="120"/>
+      </w:pPr>
+      <w:r>
+        <w:rPr>
+          <w:rFonts w:ascii="Calibri" w:hAnsi="Calibri"/>
+          <w:b w:val="0"/>
+          <w:i w:val="0"/>
+          <w:sz w:val="22"/>
+        </w:rPr>
+        <w:t>Length penalty (lenpen) was the most impactful single parameter. lenpen=1.0 eliminates all empty predictions and improves WWER by 0.9 points. lenpen=-0.5 is catastrophic (44.9% empty). lenpen=2.0 causes catastrophic over-generation (539.6% WER — model generates 5x reference length).</w:t>
+      </w:r>
+    </w:p>
+    <w:p>
+      <w:pPr>
+        <w:pStyle w:val="Heading3"/>
+      </w:pPr>
+      <w:r>
+        <w:rPr>
+          <w:rFonts w:ascii="Calibri" w:hAnsi="Calibri"/>
+          <w:color w:val="3A6A9C"/>
+        </w:rPr>
+        <w:t>12.5.2 Sampling Analysis</w:t>
+      </w:r>
+    </w:p>
+    <w:p>
+      <w:pPr>
+        <w:spacing w:after="120"/>
+      </w:pPr>
+      <w:r>
+        <w:rPr>
+          <w:rFonts w:ascii="Calibri" w:hAnsi="Calibri"/>
+          <w:b w:val="0"/>
+          <w:i w:val="0"/>
+          <w:sz w:val="22"/>
+        </w:rPr>
+        <w:t>Sampling alone does not improve WER/WWER but consistently improves NEA F1 by +1-1.5 points. temp=0.5 is the sweet spot when combined with lenpen=1.0 (Config J, best WWER 57.7%). Very low temperature (0.3) with lenpen creates pathological behavior — the peaked distribution combined with length reward causes degenerate outputs (Config M, 77.1% WWER).</w:t>
+      </w:r>
+    </w:p>
+    <w:p>
+      <w:pPr>
+        <w:pStyle w:val="Heading3"/>
+      </w:pPr>
+      <w:r>
+        <w:rPr>
+          <w:rFonts w:ascii="Calibri" w:hAnsi="Calibri"/>
+          <w:color w:val="3A6A9C"/>
+        </w:rPr>
+        <w:t>12.5.3 Example: lenpen Eliminates Empty Outputs</w:t>
+      </w:r>
+    </w:p>
+    <w:p>
+      <w:pPr>
+        <w:spacing w:after="120"/>
+      </w:pPr>
+      <w:r>
+        <w:rPr>
+          <w:rFonts w:ascii="Calibri" w:hAnsi="Calibri"/>
+          <w:b w:val="0"/>
+          <w:i/>
+          <w:color w:val="666666"/>
+          <w:sz w:val="22"/>
+        </w:rPr>
+        <w:t>Segment DBhaa45mAro (casual vlog, 15 ref words):</w:t>
+      </w:r>
+    </w:p>
+    <w:tbl>
+      <w:tblPr>
+        <w:tblStyle w:val="TableGrid"/>
+        <w:tblW w:type="auto" w:w="0"/>
+        <w:jc w:val="center"/>
+        <w:tblLook w:firstColumn="1" w:firstRow="1" w:lastColumn="0" w:lastRow="0" w:noHBand="0" w:noVBand="1" w:val="04A0"/>
+      </w:tblPr>
+      <w:tblGrid>
+        <w:gridCol w:w="3024"/>
+        <w:gridCol w:w="3024"/>
+        <w:gridCol w:w="3024"/>
+      </w:tblGrid>
+      <w:tr>
+        <w:tc>
+          <w:tcPr>
+            <w:tcW w:type="dxa" w:w="1440"/>
+            <w:shd w:fill="1a3a5c"/>
+          </w:tcPr>
+          <w:p>
+            <w:r/>
+            <w:r>
+              <w:rPr>
+                <w:rFonts w:ascii="Calibri" w:hAnsi="Calibri"/>
+                <w:b/>
+                <w:color w:val="FFFFFF"/>
+                <w:sz w:val="18"/>
+              </w:rPr>
+              <w:t>Config</w:t>
+            </w:r>
+          </w:p>
+        </w:tc>
+        <w:tc>
+          <w:tcPr>
+            <w:tcW w:type="dxa" w:w="720"/>
+            <w:shd w:fill="1a3a5c"/>
+          </w:tcPr>
+          <w:p>
+            <w:r/>
+            <w:r>
+              <w:rPr>
+                <w:rFonts w:ascii="Calibri" w:hAnsi="Calibri"/>
+                <w:b/>
+                <w:color w:val="FFFFFF"/>
+                <w:sz w:val="18"/>
+              </w:rPr>
+              <w:t>WER%</w:t>
+            </w:r>
+          </w:p>
+        </w:tc>
+        <w:tc>
+          <w:tcPr>
+            <w:tcW w:type="dxa" w:w="7200"/>
+            <w:shd w:fill="1a3a5c"/>
+          </w:tcPr>
+          <w:p>
+            <w:r/>
+            <w:r>
+              <w:rPr>
+                <w:rFonts w:ascii="Calibri" w:hAnsi="Calibri"/>
+                <w:b/>
+                <w:color w:val="FFFFFF"/>
+                <w:sz w:val="18"/>
+              </w:rPr>
+              <w:t>Output (truncated)</w:t>
+            </w:r>
+          </w:p>
+        </w:tc>
+      </w:tr>
+      <w:tr>
+        <w:tc>
+          <w:tcPr>
+            <w:tcW w:type="dxa" w:w="1440"/>
+          </w:tcPr>
+          <w:p>
+            <w:r/>
+            <w:r>
+              <w:rPr>
+                <w:rFonts w:ascii="Calibri" w:hAnsi="Calibri"/>
+                <w:b w:val="0"/>
+                <w:sz w:val="18"/>
+              </w:rPr>
+              <w:t>REF</w:t>
+            </w:r>
+          </w:p>
+        </w:tc>
+        <w:tc>
+          <w:tcPr>
+            <w:tcW w:type="dxa" w:w="720"/>
+          </w:tcPr>
+          <w:p>
+            <w:r/>
+            <w:r>
+              <w:rPr>
+                <w:rFonts w:ascii="Calibri" w:hAnsi="Calibri"/>
+                <w:b w:val="0"/>
+                <w:sz w:val="18"/>
+              </w:rPr>
+              <w:t>—</w:t>
+            </w:r>
+          </w:p>
+        </w:tc>
+        <w:tc>
+          <w:tcPr>
+            <w:tcW w:type="dxa" w:w="7200"/>
+          </w:tcPr>
+          <w:p>
+            <w:r/>
+            <w:r>
+              <w:rPr>
+                <w:rFonts w:ascii="Calibri" w:hAnsi="Calibri"/>
+                <w:b w:val="0"/>
+                <w:sz w:val="18"/>
+              </w:rPr>
+              <w:t>hey it's me just doing the eush keeping up with what's going on in school...</w:t>
+            </w:r>
+          </w:p>
+        </w:tc>
+      </w:tr>
+      <w:tr>
+        <w:tc>
+          <w:tcPr>
+            <w:tcW w:type="dxa" w:w="1440"/>
+            <w:shd w:fill="f0f4f8"/>
+          </w:tcPr>
+          <w:p>
+            <w:r/>
+            <w:r>
+              <w:rPr>
+                <w:rFonts w:ascii="Calibri" w:hAnsi="Calibri"/>
+                <w:b w:val="0"/>
+                <w:sz w:val="18"/>
+              </w:rPr>
+              <w:t>A (baseline)</w:t>
+            </w:r>
+          </w:p>
+        </w:tc>
+        <w:tc>
+          <w:tcPr>
+            <w:tcW w:type="dxa" w:w="720"/>
+            <w:shd w:fill="f0f4f8"/>
+          </w:tcPr>
+          <w:p>
+            <w:r/>
+            <w:r>
+              <w:rPr>
+                <w:rFonts w:ascii="Calibri" w:hAnsi="Calibri"/>
+                <w:b w:val="0"/>
+                <w:sz w:val="18"/>
+              </w:rPr>
+              <w:t>100.0</w:t>
+            </w:r>
+          </w:p>
+        </w:tc>
+        <w:tc>
+          <w:tcPr>
+            <w:tcW w:type="dxa" w:w="7200"/>
+            <w:shd w:fill="f0f4f8"/>
+          </w:tcPr>
+          <w:p>
+            <w:r/>
+            <w:r>
+              <w:rPr>
+                <w:rFonts w:ascii="Calibri" w:hAnsi="Calibri"/>
+                <w:b w:val="0"/>
+                <w:sz w:val="18"/>
+              </w:rPr>
+              <w:t>(empty — model produced no output)</w:t>
+            </w:r>
+          </w:p>
+        </w:tc>
+      </w:tr>
+      <w:tr>
+        <w:tc>
+          <w:tcPr>
+            <w:tcW w:type="dxa" w:w="1440"/>
+          </w:tcPr>
+          <w:p>
+            <w:r/>
+            <w:r>
+              <w:rPr>
+                <w:rFonts w:ascii="Calibri" w:hAnsi="Calibri"/>
+                <w:b w:val="0"/>
+                <w:sz w:val="18"/>
+              </w:rPr>
+              <w:t>C (lenpen=1.0)</w:t>
+            </w:r>
+          </w:p>
+        </w:tc>
+        <w:tc>
+          <w:tcPr>
+            <w:tcW w:type="dxa" w:w="720"/>
+          </w:tcPr>
+          <w:p>
+            <w:r/>
+            <w:r>
+              <w:rPr>
+                <w:rFonts w:ascii="Calibri" w:hAnsi="Calibri"/>
+                <w:b w:val="0"/>
+                <w:sz w:val="18"/>
+              </w:rPr>
+              <w:t>66.7</w:t>
+            </w:r>
+          </w:p>
+        </w:tc>
+        <w:tc>
+          <w:tcPr>
+            <w:tcW w:type="dxa" w:w="7200"/>
+          </w:tcPr>
+          <w:p>
+            <w:r/>
+            <w:r>
+              <w:rPr>
+                <w:rFonts w:ascii="Calibri" w:hAnsi="Calibri"/>
+                <w:b w:val="0"/>
+                <w:sz w:val="18"/>
+              </w:rPr>
+              <w:t>hi it's me jessica dude who's keeping up with what's going on in the world...</w:t>
+            </w:r>
+          </w:p>
+        </w:tc>
+      </w:tr>
+      <w:tr>
+        <w:tc>
+          <w:tcPr>
+            <w:tcW w:type="dxa" w:w="1440"/>
+            <w:shd w:fill="f0f4f8"/>
+          </w:tcPr>
+          <w:p>
+            <w:r/>
+            <w:r>
+              <w:rPr>
+                <w:rFonts w:ascii="Calibri" w:hAnsi="Calibri"/>
+                <w:b w:val="0"/>
+                <w:sz w:val="18"/>
+              </w:rPr>
+              <w:t>J (winner)</w:t>
+            </w:r>
+          </w:p>
+        </w:tc>
+        <w:tc>
+          <w:tcPr>
+            <w:tcW w:type="dxa" w:w="720"/>
+            <w:shd w:fill="f0f4f8"/>
+          </w:tcPr>
+          <w:p>
+            <w:r/>
+            <w:r>
+              <w:rPr>
+                <w:rFonts w:ascii="Calibri" w:hAnsi="Calibri"/>
+                <w:b w:val="0"/>
+                <w:sz w:val="18"/>
+              </w:rPr>
+              <w:t>73.3</w:t>
+            </w:r>
+          </w:p>
+        </w:tc>
+        <w:tc>
+          <w:tcPr>
+            <w:tcW w:type="dxa" w:w="7200"/>
+            <w:shd w:fill="f0f4f8"/>
+          </w:tcPr>
+          <w:p>
+            <w:r/>
+            <w:r>
+              <w:rPr>
+                <w:rFonts w:ascii="Calibri" w:hAnsi="Calibri"/>
+                <w:b w:val="0"/>
+                <w:sz w:val="18"/>
+              </w:rPr>
+              <w:t>hi it's me jessica dude who's keeping up with what's going on in the world...</w:t>
+            </w:r>
+          </w:p>
+        </w:tc>
+      </w:tr>
+    </w:tbl>
+    <w:p/>
+    <w:p>
+      <w:pPr>
+        <w:pStyle w:val="Heading3"/>
+      </w:pPr>
+      <w:r>
+        <w:rPr>
+          <w:rFonts w:ascii="Calibri" w:hAnsi="Calibri"/>
+          <w:color w:val="3A6A9C"/>
+        </w:rPr>
+        <w:t>12.5.4 Example: lenpen Regression on Short Segments</w:t>
+      </w:r>
+    </w:p>
+    <w:p>
+      <w:pPr>
+        <w:spacing w:after="120"/>
+      </w:pPr>
+      <w:r>
+        <w:rPr>
+          <w:rFonts w:ascii="Calibri" w:hAnsi="Calibri"/>
+          <w:b w:val="0"/>
+          <w:i/>
+          <w:color w:val="666666"/>
+          <w:sz w:val="22"/>
+        </w:rPr>
+        <w:t>Segment eLS1vcpGVHQ (short, 10 ref words):</w:t>
+      </w:r>
+    </w:p>
+    <w:tbl>
+      <w:tblPr>
+        <w:tblStyle w:val="TableGrid"/>
+        <w:tblW w:type="auto" w:w="0"/>
+        <w:jc w:val="center"/>
+        <w:tblLook w:firstColumn="1" w:firstRow="1" w:lastColumn="0" w:lastRow="0" w:noHBand="0" w:noVBand="1" w:val="04A0"/>
+      </w:tblPr>
+      <w:tblGrid>
+        <w:gridCol w:w="3024"/>
+        <w:gridCol w:w="3024"/>
+        <w:gridCol w:w="3024"/>
+      </w:tblGrid>
+      <w:tr>
+        <w:tc>
+          <w:tcPr>
+            <w:tcW w:type="dxa" w:w="1440"/>
+            <w:shd w:fill="1a3a5c"/>
+          </w:tcPr>
+          <w:p>
+            <w:r/>
+            <w:r>
+              <w:rPr>
+                <w:rFonts w:ascii="Calibri" w:hAnsi="Calibri"/>
+                <w:b/>
+                <w:color w:val="FFFFFF"/>
+                <w:sz w:val="18"/>
+              </w:rPr>
+              <w:t>Config</w:t>
+            </w:r>
+          </w:p>
+        </w:tc>
+        <w:tc>
+          <w:tcPr>
+            <w:tcW w:type="dxa" w:w="720"/>
+            <w:shd w:fill="1a3a5c"/>
+          </w:tcPr>
+          <w:p>
+            <w:r/>
+            <w:r>
+              <w:rPr>
+                <w:rFonts w:ascii="Calibri" w:hAnsi="Calibri"/>
+                <w:b/>
+                <w:color w:val="FFFFFF"/>
+                <w:sz w:val="18"/>
+              </w:rPr>
+              <w:t>WER%</w:t>
+            </w:r>
+          </w:p>
+        </w:tc>
+        <w:tc>
+          <w:tcPr>
+            <w:tcW w:type="dxa" w:w="7200"/>
+            <w:shd w:fill="1a3a5c"/>
+          </w:tcPr>
+          <w:p>
+            <w:r/>
+            <w:r>
+              <w:rPr>
+                <w:rFonts w:ascii="Calibri" w:hAnsi="Calibri"/>
+                <w:b/>
+                <w:color w:val="FFFFFF"/>
+                <w:sz w:val="18"/>
+              </w:rPr>
+              <w:t>Output (truncated)</w:t>
+            </w:r>
+          </w:p>
+        </w:tc>
+      </w:tr>
+      <w:tr>
+        <w:tc>
+          <w:tcPr>
+            <w:tcW w:type="dxa" w:w="1440"/>
+          </w:tcPr>
+          <w:p>
+            <w:r/>
+            <w:r>
+              <w:rPr>
+                <w:rFonts w:ascii="Calibri" w:hAnsi="Calibri"/>
+                <w:b w:val="0"/>
+                <w:sz w:val="18"/>
+              </w:rPr>
+              <w:t>REF</w:t>
+            </w:r>
+          </w:p>
+        </w:tc>
+        <w:tc>
+          <w:tcPr>
+            <w:tcW w:type="dxa" w:w="720"/>
+          </w:tcPr>
+          <w:p>
+            <w:r/>
+            <w:r>
+              <w:rPr>
+                <w:rFonts w:ascii="Calibri" w:hAnsi="Calibri"/>
+                <w:b w:val="0"/>
+                <w:sz w:val="18"/>
+              </w:rPr>
+              <w:t>—</w:t>
+            </w:r>
+          </w:p>
+        </w:tc>
+        <w:tc>
+          <w:tcPr>
+            <w:tcW w:type="dxa" w:w="7200"/>
+          </w:tcPr>
+          <w:p>
+            <w:r/>
+            <w:r>
+              <w:rPr>
+                <w:rFonts w:ascii="Calibri" w:hAnsi="Calibri"/>
+                <w:b w:val="0"/>
+                <w:sz w:val="18"/>
+              </w:rPr>
+              <w:t>i surrendered good quite i surrendered to the low security</w:t>
+            </w:r>
+          </w:p>
+        </w:tc>
+      </w:tr>
+      <w:tr>
+        <w:tc>
+          <w:tcPr>
+            <w:tcW w:type="dxa" w:w="1440"/>
+            <w:shd w:fill="f0f4f8"/>
+          </w:tcPr>
+          <w:p>
+            <w:r/>
+            <w:r>
+              <w:rPr>
+                <w:rFonts w:ascii="Calibri" w:hAnsi="Calibri"/>
+                <w:b w:val="0"/>
+                <w:sz w:val="18"/>
+              </w:rPr>
+              <w:t>A (baseline)</w:t>
+            </w:r>
+          </w:p>
+        </w:tc>
+        <w:tc>
+          <w:tcPr>
+            <w:tcW w:type="dxa" w:w="720"/>
+            <w:shd w:fill="f0f4f8"/>
+          </w:tcPr>
+          <w:p>
+            <w:r/>
+            <w:r>
+              <w:rPr>
+                <w:rFonts w:ascii="Calibri" w:hAnsi="Calibri"/>
+                <w:b w:val="0"/>
+                <w:sz w:val="18"/>
+              </w:rPr>
+              <w:t>90.0</w:t>
+            </w:r>
+          </w:p>
+        </w:tc>
+        <w:tc>
+          <w:tcPr>
+            <w:tcW w:type="dxa" w:w="7200"/>
+            <w:shd w:fill="f0f4f8"/>
+          </w:tcPr>
+          <w:p>
+            <w:r/>
+            <w:r>
+              <w:rPr>
+                <w:rFonts w:ascii="Calibri" w:hAnsi="Calibri"/>
+                <w:b w:val="0"/>
+                <w:sz w:val="18"/>
+              </w:rPr>
+              <w:t>years ago when i was</w:t>
+            </w:r>
+          </w:p>
+        </w:tc>
+      </w:tr>
+      <w:tr>
+        <w:tc>
+          <w:tcPr>
+            <w:tcW w:type="dxa" w:w="1440"/>
+          </w:tcPr>
+          <w:p>
+            <w:r/>
+            <w:r>
+              <w:rPr>
+                <w:rFonts w:ascii="Calibri" w:hAnsi="Calibri"/>
+                <w:b w:val="0"/>
+                <w:sz w:val="18"/>
+              </w:rPr>
+              <w:t>C (lenpen=1.0)</w:t>
+            </w:r>
+          </w:p>
+        </w:tc>
+        <w:tc>
+          <w:tcPr>
+            <w:tcW w:type="dxa" w:w="720"/>
+          </w:tcPr>
+          <w:p>
+            <w:r/>
+            <w:r>
+              <w:rPr>
+                <w:rFonts w:ascii="Calibri" w:hAnsi="Calibri"/>
+                <w:b w:val="0"/>
+                <w:sz w:val="18"/>
+              </w:rPr>
+              <w:t>740.0</w:t>
+            </w:r>
+          </w:p>
+        </w:tc>
+        <w:tc>
+          <w:tcPr>
+            <w:tcW w:type="dxa" w:w="7200"/>
+          </w:tcPr>
+          <w:p>
+            <w:r/>
+            <w:r>
+              <w:rPr>
+                <w:rFonts w:ascii="Calibri" w:hAnsi="Calibri"/>
+                <w:b w:val="0"/>
+                <w:sz w:val="18"/>
+              </w:rPr>
+              <w:t>years ago when i was 18 years old i came to the united states...</w:t>
+            </w:r>
+          </w:p>
+        </w:tc>
+      </w:tr>
+      <w:tr>
+        <w:tc>
+          <w:tcPr>
+            <w:tcW w:type="dxa" w:w="1440"/>
+            <w:shd w:fill="f0f4f8"/>
+          </w:tcPr>
+          <w:p>
+            <w:r/>
+            <w:r>
+              <w:rPr>
+                <w:rFonts w:ascii="Calibri" w:hAnsi="Calibri"/>
+                <w:b w:val="0"/>
+                <w:sz w:val="18"/>
+              </w:rPr>
+              <w:t>J (winner)</w:t>
+            </w:r>
+          </w:p>
+        </w:tc>
+        <w:tc>
+          <w:tcPr>
+            <w:tcW w:type="dxa" w:w="720"/>
+            <w:shd w:fill="f0f4f8"/>
+          </w:tcPr>
+          <w:p>
+            <w:r/>
+            <w:r>
+              <w:rPr>
+                <w:rFonts w:ascii="Calibri" w:hAnsi="Calibri"/>
+                <w:b w:val="0"/>
+                <w:sz w:val="18"/>
+              </w:rPr>
+              <w:t>400.0</w:t>
+            </w:r>
+          </w:p>
+        </w:tc>
+        <w:tc>
+          <w:tcPr>
+            <w:tcW w:type="dxa" w:w="7200"/>
+            <w:shd w:fill="f0f4f8"/>
+          </w:tcPr>
+          <w:p>
+            <w:r/>
+            <w:r>
+              <w:rPr>
+                <w:rFonts w:ascii="Calibri" w:hAnsi="Calibri"/>
+                <w:b w:val="0"/>
+                <w:sz w:val="18"/>
+              </w:rPr>
+              <w:t>i'm so happy to be here with you all today thank you so much...</w:t>
+            </w:r>
+          </w:p>
+        </w:tc>
+      </w:tr>
+    </w:tbl>
+    <w:p/>
+    <w:p>
+      <w:pPr>
+        <w:spacing w:after="120"/>
+      </w:pPr>
+      <w:r>
+        <w:rPr>
+          <w:rFonts w:ascii="Calibri" w:hAnsi="Calibri"/>
+          <w:b/>
+          <w:i w:val="0"/>
+          <w:sz w:val="22"/>
+        </w:rPr>
+        <w:t>This is the core lenpen trade-off: it fixes empty outputs but amplifies hallucination on ambiguous short segments. The model generates fluent, grammatically correct text that has no relation to the actual speech.</w:t>
+      </w:r>
+    </w:p>
+    <w:p>
+      <w:pPr>
+        <w:pStyle w:val="Heading3"/>
+      </w:pPr>
+      <w:r>
+        <w:rPr>
+          <w:rFonts w:ascii="Calibri" w:hAnsi="Calibri"/>
+          <w:color w:val="3A6A9C"/>
+        </w:rPr>
+        <w:t>12.5.5 Recommended Configuration</w:t>
+      </w:r>
+    </w:p>
+    <w:p>
+      <w:pPr>
+        <w:spacing w:after="120"/>
+      </w:pPr>
+      <w:r>
+        <w:rPr>
+          <w:rFonts w:ascii="Calibri" w:hAnsi="Calibri"/>
+          <w:b w:val="0"/>
+          <w:i w:val="0"/>
+          <w:sz w:val="22"/>
+        </w:rPr>
+        <w:t>Config J (lenpen=1.0, do_sample=true, temperature=0.5) is recommended for production. It achieves the best WWER (57.7%, -1.8 vs baseline) and eliminates empty outputs. A full 1,497-segment decode with this config is in progress to validate these findings at scale.</w:t>
       </w:r>
     </w:p>
     <w:p>
@@ -27439,6 +29263,2496 @@
           <w:sz w:val="22"/>
         </w:rPr>
         <w:t>This document represents a comprehensive record of all research and development work performed on the Argos visual speech processing system. It is intended as a living document that will be updated as the project progresses through fine-tuning, evaluation, and deployment.</w:t>
+      </w:r>
+    </w:p>
+    <w:p>
+      <w:bookmarkStart w:id="15" w:name="ch15"/>
+      <w:pPr>
+        <w:pStyle w:val="Heading1"/>
+      </w:pPr>
+      <w:r>
+        <w:rPr>
+          <w:rFonts w:ascii="Calibri" w:hAnsi="Calibri"/>
+          <w:color w:val="1A3A5C"/>
+        </w:rPr>
+        <w:t>15. Project To-Do List</w:t>
+      </w:r>
+      <w:bookmarkEnd w:id="15"/>
+    </w:p>
+    <w:p>
+      <w:pPr>
+        <w:spacing w:after="120"/>
+      </w:pPr>
+      <w:r>
+        <w:rPr>
+          <w:rFonts w:ascii="Calibri" w:hAnsi="Calibri"/>
+          <w:b w:val="0"/>
+          <w:i w:val="0"/>
+          <w:sz w:val="22"/>
+        </w:rPr>
+        <w:t>This chapter consolidates all pending work items across research, operations, technical development, and documentation. Items are prioritized by expected impact on the system's core mission: improving lip-reading accuracy on real-world video.</w:t>
+      </w:r>
+    </w:p>
+    <w:p>
+      <w:pPr>
+        <w:pStyle w:val="Heading2"/>
+      </w:pPr>
+      <w:r>
+        <w:rPr>
+          <w:rFonts w:ascii="Calibri" w:hAnsi="Calibri"/>
+          <w:color w:val="2A5A8C"/>
+        </w:rPr>
+        <w:t>15.1 Research &amp; Model Improvement</w:t>
+      </w:r>
+    </w:p>
+    <w:p>
+      <w:pPr>
+        <w:spacing w:after="120"/>
+      </w:pPr>
+      <w:r>
+        <w:rPr>
+          <w:rFonts w:ascii="Calibri" w:hAnsi="Calibri"/>
+          <w:b w:val="0"/>
+          <w:i w:val="0"/>
+          <w:sz w:val="22"/>
+        </w:rPr>
+        <w:t>These items directly target the WER gap between benchmark (25.4%) and real-world (64-67%) performance.</w:t>
+      </w:r>
+    </w:p>
+    <w:tbl>
+      <w:tblPr>
+        <w:tblStyle w:val="TableGrid"/>
+        <w:tblW w:type="auto" w:w="0"/>
+        <w:jc w:val="center"/>
+        <w:tblLook w:firstColumn="1" w:firstRow="1" w:lastColumn="0" w:lastRow="0" w:noHBand="0" w:noVBand="1" w:val="04A0"/>
+      </w:tblPr>
+      <w:tblGrid>
+        <w:gridCol w:w="1814"/>
+        <w:gridCol w:w="1814"/>
+        <w:gridCol w:w="1814"/>
+        <w:gridCol w:w="1814"/>
+        <w:gridCol w:w="1814"/>
+      </w:tblGrid>
+      <w:tr>
+        <w:tc>
+          <w:tcPr>
+            <w:tcW w:type="dxa" w:w="432"/>
+            <w:shd w:fill="1a3a5c"/>
+          </w:tcPr>
+          <w:p>
+            <w:r/>
+            <w:r>
+              <w:rPr>
+                <w:rFonts w:ascii="Calibri" w:hAnsi="Calibri"/>
+                <w:b/>
+                <w:color w:val="FFFFFF"/>
+                <w:sz w:val="18"/>
+              </w:rPr>
+              <w:t>#</w:t>
+            </w:r>
+          </w:p>
+        </w:tc>
+        <w:tc>
+          <w:tcPr>
+            <w:tcW w:type="dxa" w:w="3168"/>
+            <w:shd w:fill="1a3a5c"/>
+          </w:tcPr>
+          <w:p>
+            <w:r/>
+            <w:r>
+              <w:rPr>
+                <w:rFonts w:ascii="Calibri" w:hAnsi="Calibri"/>
+                <w:b/>
+                <w:color w:val="FFFFFF"/>
+                <w:sz w:val="18"/>
+              </w:rPr>
+              <w:t>Task</w:t>
+            </w:r>
+          </w:p>
+        </w:tc>
+        <w:tc>
+          <w:tcPr>
+            <w:tcW w:type="dxa" w:w="864"/>
+            <w:shd w:fill="1a3a5c"/>
+          </w:tcPr>
+          <w:p>
+            <w:r/>
+            <w:r>
+              <w:rPr>
+                <w:rFonts w:ascii="Calibri" w:hAnsi="Calibri"/>
+                <w:b/>
+                <w:color w:val="FFFFFF"/>
+                <w:sz w:val="18"/>
+              </w:rPr>
+              <w:t>Priority</w:t>
+            </w:r>
+          </w:p>
+        </w:tc>
+        <w:tc>
+          <w:tcPr>
+            <w:tcW w:type="dxa" w:w="2160"/>
+            <w:shd w:fill="1a3a5c"/>
+          </w:tcPr>
+          <w:p>
+            <w:r/>
+            <w:r>
+              <w:rPr>
+                <w:rFonts w:ascii="Calibri" w:hAnsi="Calibri"/>
+                <w:b/>
+                <w:color w:val="FFFFFF"/>
+                <w:sz w:val="18"/>
+              </w:rPr>
+              <w:t>Expected Impact</w:t>
+            </w:r>
+          </w:p>
+        </w:tc>
+        <w:tc>
+          <w:tcPr>
+            <w:tcW w:type="dxa" w:w="2736"/>
+            <w:shd w:fill="1a3a5c"/>
+          </w:tcPr>
+          <w:p>
+            <w:r/>
+            <w:r>
+              <w:rPr>
+                <w:rFonts w:ascii="Calibri" w:hAnsi="Calibri"/>
+                <w:b/>
+                <w:color w:val="FFFFFF"/>
+                <w:sz w:val="18"/>
+              </w:rPr>
+              <w:t>Status</w:t>
+            </w:r>
+          </w:p>
+        </w:tc>
+      </w:tr>
+      <w:tr>
+        <w:tc>
+          <w:tcPr>
+            <w:tcW w:type="dxa" w:w="432"/>
+          </w:tcPr>
+          <w:p>
+            <w:r/>
+            <w:r>
+              <w:rPr>
+                <w:rFonts w:ascii="Calibri" w:hAnsi="Calibri"/>
+                <w:b w:val="0"/>
+                <w:sz w:val="18"/>
+              </w:rPr>
+              <w:t>1</w:t>
+            </w:r>
+          </w:p>
+        </w:tc>
+        <w:tc>
+          <w:tcPr>
+            <w:tcW w:type="dxa" w:w="3168"/>
+          </w:tcPr>
+          <w:p>
+            <w:r/>
+            <w:r>
+              <w:rPr>
+                <w:rFonts w:ascii="Calibri" w:hAnsi="Calibri"/>
+                <w:b w:val="0"/>
+                <w:sz w:val="18"/>
+              </w:rPr>
+              <w:t>Fine-tune on AVSpeech data with encoder unfreeze</w:t>
+            </w:r>
+          </w:p>
+        </w:tc>
+        <w:tc>
+          <w:tcPr>
+            <w:tcW w:type="dxa" w:w="864"/>
+          </w:tcPr>
+          <w:p>
+            <w:r/>
+            <w:r>
+              <w:rPr>
+                <w:rFonts w:ascii="Calibri" w:hAnsi="Calibri"/>
+                <w:b w:val="0"/>
+                <w:sz w:val="18"/>
+              </w:rPr>
+              <w:t>Critical</w:t>
+            </w:r>
+          </w:p>
+        </w:tc>
+        <w:tc>
+          <w:tcPr>
+            <w:tcW w:type="dxa" w:w="2160"/>
+          </w:tcPr>
+          <w:p>
+            <w:r/>
+            <w:r>
+              <w:rPr>
+                <w:rFonts w:ascii="Calibri" w:hAnsi="Calibri"/>
+                <w:b w:val="0"/>
+                <w:sz w:val="18"/>
+              </w:rPr>
+              <w:t>-15 to -25 WER pts</w:t>
+            </w:r>
+          </w:p>
+        </w:tc>
+        <w:tc>
+          <w:tcPr>
+            <w:tcW w:type="dxa" w:w="2736"/>
+          </w:tcPr>
+          <w:p>
+            <w:r/>
+            <w:r>
+              <w:rPr>
+                <w:rFonts w:ascii="Calibri" w:hAnsi="Calibri"/>
+                <w:b w:val="0"/>
+                <w:sz w:val="18"/>
+              </w:rPr>
+              <w:t>Infrastructure ready (579-line pipeline + config)</w:t>
+            </w:r>
+          </w:p>
+        </w:tc>
+      </w:tr>
+      <w:tr>
+        <w:tc>
+          <w:tcPr>
+            <w:tcW w:type="dxa" w:w="432"/>
+            <w:shd w:fill="f0f4f8"/>
+          </w:tcPr>
+          <w:p>
+            <w:r/>
+            <w:r>
+              <w:rPr>
+                <w:rFonts w:ascii="Calibri" w:hAnsi="Calibri"/>
+                <w:b w:val="0"/>
+                <w:sz w:val="18"/>
+              </w:rPr>
+              <w:t>2</w:t>
+            </w:r>
+          </w:p>
+        </w:tc>
+        <w:tc>
+          <w:tcPr>
+            <w:tcW w:type="dxa" w:w="3168"/>
+            <w:shd w:fill="f0f4f8"/>
+          </w:tcPr>
+          <w:p>
+            <w:r/>
+            <w:r>
+              <w:rPr>
+                <w:rFonts w:ascii="Calibri" w:hAnsi="Calibri"/>
+                <w:b w:val="0"/>
+                <w:sz w:val="18"/>
+              </w:rPr>
+              <w:t>Increase LoRA rank from r=16 to r=64 (alpha=128)</w:t>
+            </w:r>
+          </w:p>
+        </w:tc>
+        <w:tc>
+          <w:tcPr>
+            <w:tcW w:type="dxa" w:w="864"/>
+            <w:shd w:fill="f0f4f8"/>
+          </w:tcPr>
+          <w:p>
+            <w:r/>
+            <w:r>
+              <w:rPr>
+                <w:rFonts w:ascii="Calibri" w:hAnsi="Calibri"/>
+                <w:b w:val="0"/>
+                <w:sz w:val="18"/>
+              </w:rPr>
+              <w:t>High</w:t>
+            </w:r>
+          </w:p>
+        </w:tc>
+        <w:tc>
+          <w:tcPr>
+            <w:tcW w:type="dxa" w:w="2160"/>
+            <w:shd w:fill="f0f4f8"/>
+          </w:tcPr>
+          <w:p>
+            <w:r/>
+            <w:r>
+              <w:rPr>
+                <w:rFonts w:ascii="Calibri" w:hAnsi="Calibri"/>
+                <w:b w:val="0"/>
+                <w:sz w:val="18"/>
+              </w:rPr>
+              <w:t>-3 to -8 WER pts</w:t>
+            </w:r>
+          </w:p>
+        </w:tc>
+        <w:tc>
+          <w:tcPr>
+            <w:tcW w:type="dxa" w:w="2736"/>
+            <w:shd w:fill="f0f4f8"/>
+          </w:tcPr>
+          <w:p>
+            <w:r/>
+            <w:r>
+              <w:rPr>
+                <w:rFonts w:ascii="Calibri" w:hAnsi="Calibri"/>
+                <w:b w:val="0"/>
+                <w:sz w:val="18"/>
+              </w:rPr>
+              <w:t>Config change ready (vsp_llm.py line 296)</w:t>
+            </w:r>
+          </w:p>
+        </w:tc>
+      </w:tr>
+      <w:tr>
+        <w:tc>
+          <w:tcPr>
+            <w:tcW w:type="dxa" w:w="432"/>
+          </w:tcPr>
+          <w:p>
+            <w:r/>
+            <w:r>
+              <w:rPr>
+                <w:rFonts w:ascii="Calibri" w:hAnsi="Calibri"/>
+                <w:b w:val="0"/>
+                <w:sz w:val="18"/>
+              </w:rPr>
+              <w:t>3</w:t>
+            </w:r>
+          </w:p>
+        </w:tc>
+        <w:tc>
+          <w:tcPr>
+            <w:tcW w:type="dxa" w:w="3168"/>
+          </w:tcPr>
+          <w:p>
+            <w:r/>
+            <w:r>
+              <w:rPr>
+                <w:rFonts w:ascii="Calibri" w:hAnsi="Calibri"/>
+                <w:b w:val="0"/>
+                <w:sz w:val="18"/>
+              </w:rPr>
+              <w:t>Test length penalty lenpen=0.5-1.0</w:t>
+            </w:r>
+          </w:p>
+        </w:tc>
+        <w:tc>
+          <w:tcPr>
+            <w:tcW w:type="dxa" w:w="864"/>
+          </w:tcPr>
+          <w:p>
+            <w:r/>
+            <w:r>
+              <w:rPr>
+                <w:rFonts w:ascii="Calibri" w:hAnsi="Calibri"/>
+                <w:b w:val="0"/>
+                <w:sz w:val="18"/>
+              </w:rPr>
+              <w:t>High</w:t>
+            </w:r>
+          </w:p>
+        </w:tc>
+        <w:tc>
+          <w:tcPr>
+            <w:tcW w:type="dxa" w:w="2160"/>
+          </w:tcPr>
+          <w:p>
+            <w:r/>
+            <w:r>
+              <w:rPr>
+                <w:rFonts w:ascii="Calibri" w:hAnsi="Calibri"/>
+                <w:b w:val="0"/>
+                <w:sz w:val="18"/>
+              </w:rPr>
+              <w:t>-1.8 WWER pts (57.7% vs 59.5%)</w:t>
+            </w:r>
+          </w:p>
+        </w:tc>
+        <w:tc>
+          <w:tcPr>
+            <w:tcW w:type="dxa" w:w="2736"/>
+          </w:tcPr>
+          <w:p>
+            <w:r/>
+            <w:r>
+              <w:rPr>
+                <w:rFonts w:ascii="Calibri" w:hAnsi="Calibri"/>
+                <w:b w:val="0"/>
+                <w:sz w:val="18"/>
+              </w:rPr>
+              <w:t>DONE — 13 experiments (A-M), best=J</w:t>
+            </w:r>
+          </w:p>
+        </w:tc>
+      </w:tr>
+      <w:tr>
+        <w:tc>
+          <w:tcPr>
+            <w:tcW w:type="dxa" w:w="432"/>
+            <w:shd w:fill="f0f4f8"/>
+          </w:tcPr>
+          <w:p>
+            <w:r/>
+            <w:r>
+              <w:rPr>
+                <w:rFonts w:ascii="Calibri" w:hAnsi="Calibri"/>
+                <w:b w:val="0"/>
+                <w:sz w:val="18"/>
+              </w:rPr>
+              <w:t>4</w:t>
+            </w:r>
+          </w:p>
+        </w:tc>
+        <w:tc>
+          <w:tcPr>
+            <w:tcW w:type="dxa" w:w="3168"/>
+            <w:shd w:fill="f0f4f8"/>
+          </w:tcPr>
+          <w:p>
+            <w:r/>
+            <w:r>
+              <w:rPr>
+                <w:rFonts w:ascii="Calibri" w:hAnsi="Calibri"/>
+                <w:b w:val="0"/>
+                <w:sz w:val="18"/>
+              </w:rPr>
+              <w:t>Reduce beam width from 20 to 5-10</w:t>
+            </w:r>
+          </w:p>
+        </w:tc>
+        <w:tc>
+          <w:tcPr>
+            <w:tcW w:type="dxa" w:w="864"/>
+            <w:shd w:fill="f0f4f8"/>
+          </w:tcPr>
+          <w:p>
+            <w:r/>
+            <w:r>
+              <w:rPr>
+                <w:rFonts w:ascii="Calibri" w:hAnsi="Calibri"/>
+                <w:b w:val="0"/>
+                <w:sz w:val="18"/>
+              </w:rPr>
+              <w:t>Medium</w:t>
+            </w:r>
+          </w:p>
+        </w:tc>
+        <w:tc>
+          <w:tcPr>
+            <w:tcW w:type="dxa" w:w="2160"/>
+            <w:shd w:fill="f0f4f8"/>
+          </w:tcPr>
+          <w:p>
+            <w:r/>
+            <w:r>
+              <w:rPr>
+                <w:rFonts w:ascii="Calibri" w:hAnsi="Calibri"/>
+                <w:b w:val="0"/>
+                <w:sz w:val="18"/>
+              </w:rPr>
+              <w:t>Greedy (beam=1) was 3.7 pts worse</w:t>
+            </w:r>
+          </w:p>
+        </w:tc>
+        <w:tc>
+          <w:tcPr>
+            <w:tcW w:type="dxa" w:w="2736"/>
+            <w:shd w:fill="f0f4f8"/>
+          </w:tcPr>
+          <w:p>
+            <w:r/>
+            <w:r>
+              <w:rPr>
+                <w:rFonts w:ascii="Calibri" w:hAnsi="Calibri"/>
+                <w:b w:val="0"/>
+                <w:sz w:val="18"/>
+              </w:rPr>
+              <w:t>DONE — Exp G tested beam=1 vs beam=20</w:t>
+            </w:r>
+          </w:p>
+        </w:tc>
+      </w:tr>
+      <w:tr>
+        <w:tc>
+          <w:tcPr>
+            <w:tcW w:type="dxa" w:w="432"/>
+          </w:tcPr>
+          <w:p>
+            <w:r/>
+            <w:r>
+              <w:rPr>
+                <w:rFonts w:ascii="Calibri" w:hAnsi="Calibri"/>
+                <w:b w:val="0"/>
+                <w:sz w:val="18"/>
+              </w:rPr>
+              <w:t>5</w:t>
+            </w:r>
+          </w:p>
+        </w:tc>
+        <w:tc>
+          <w:tcPr>
+            <w:tcW w:type="dxa" w:w="3168"/>
+          </w:tcPr>
+          <w:p>
+            <w:r/>
+            <w:r>
+              <w:rPr>
+                <w:rFonts w:ascii="Calibri" w:hAnsi="Calibri"/>
+                <w:b w:val="0"/>
+                <w:sz w:val="18"/>
+              </w:rPr>
+              <w:t>Tighten max_len_a from 2.0 to 1.0, max_len_b from 200 to 50</w:t>
+            </w:r>
+          </w:p>
+        </w:tc>
+        <w:tc>
+          <w:tcPr>
+            <w:tcW w:type="dxa" w:w="864"/>
+          </w:tcPr>
+          <w:p>
+            <w:r/>
+            <w:r>
+              <w:rPr>
+                <w:rFonts w:ascii="Calibri" w:hAnsi="Calibri"/>
+                <w:b w:val="0"/>
+                <w:sz w:val="18"/>
+              </w:rPr>
+              <w:t>Medium</w:t>
+            </w:r>
+          </w:p>
+        </w:tc>
+        <w:tc>
+          <w:tcPr>
+            <w:tcW w:type="dxa" w:w="2160"/>
+          </w:tcPr>
+          <w:p>
+            <w:r/>
+            <w:r>
+              <w:rPr>
+                <w:rFonts w:ascii="Calibri" w:hAnsi="Calibri"/>
+                <w:b w:val="0"/>
+                <w:sz w:val="18"/>
+              </w:rPr>
+              <w:t>lenpen=2.0 caused 539% WER over-generation</w:t>
+            </w:r>
+          </w:p>
+        </w:tc>
+        <w:tc>
+          <w:tcPr>
+            <w:tcW w:type="dxa" w:w="2736"/>
+          </w:tcPr>
+          <w:p>
+            <w:r/>
+            <w:r>
+              <w:rPr>
+                <w:rFonts w:ascii="Calibri" w:hAnsi="Calibri"/>
+                <w:b w:val="0"/>
+                <w:sz w:val="18"/>
+              </w:rPr>
+              <w:t>DONE — lenpen approach preferred</w:t>
+            </w:r>
+          </w:p>
+        </w:tc>
+      </w:tr>
+      <w:tr>
+        <w:tc>
+          <w:tcPr>
+            <w:tcW w:type="dxa" w:w="432"/>
+            <w:shd w:fill="f0f4f8"/>
+          </w:tcPr>
+          <w:p>
+            <w:r/>
+            <w:r>
+              <w:rPr>
+                <w:rFonts w:ascii="Calibri" w:hAnsi="Calibri"/>
+                <w:b w:val="0"/>
+                <w:sz w:val="18"/>
+              </w:rPr>
+              <w:t>6</w:t>
+            </w:r>
+          </w:p>
+        </w:tc>
+        <w:tc>
+          <w:tcPr>
+            <w:tcW w:type="dxa" w:w="3168"/>
+            <w:shd w:fill="f0f4f8"/>
+          </w:tcPr>
+          <w:p>
+            <w:r/>
+            <w:r>
+              <w:rPr>
+                <w:rFonts w:ascii="Calibri" w:hAnsi="Calibri"/>
+                <w:b w:val="0"/>
+                <w:sz w:val="18"/>
+              </w:rPr>
+              <w:t>Implement confidence scoring (token/sequence level)</w:t>
+            </w:r>
+          </w:p>
+        </w:tc>
+        <w:tc>
+          <w:tcPr>
+            <w:tcW w:type="dxa" w:w="864"/>
+            <w:shd w:fill="f0f4f8"/>
+          </w:tcPr>
+          <w:p>
+            <w:r/>
+            <w:r>
+              <w:rPr>
+                <w:rFonts w:ascii="Calibri" w:hAnsi="Calibri"/>
+                <w:b w:val="0"/>
+                <w:sz w:val="18"/>
+              </w:rPr>
+              <w:t>High</w:t>
+            </w:r>
+          </w:p>
+        </w:tc>
+        <w:tc>
+          <w:tcPr>
+            <w:tcW w:type="dxa" w:w="2160"/>
+            <w:shd w:fill="f0f4f8"/>
+          </w:tcPr>
+          <w:p>
+            <w:r/>
+            <w:r>
+              <w:rPr>
+                <w:rFonts w:ascii="Calibri" w:hAnsi="Calibri"/>
+                <w:b w:val="0"/>
+                <w:sz w:val="18"/>
+              </w:rPr>
+              <w:t>Quality filtering (24% → 40-50% precision)</w:t>
+            </w:r>
+          </w:p>
+        </w:tc>
+        <w:tc>
+          <w:tcPr>
+            <w:tcW w:type="dxa" w:w="2736"/>
+            <w:shd w:fill="f0f4f8"/>
+          </w:tcPr>
+          <w:p>
+            <w:r/>
+            <w:r>
+              <w:rPr>
+                <w:rFonts w:ascii="Calibri" w:hAnsi="Calibri"/>
+                <w:b w:val="0"/>
+                <w:sz w:val="18"/>
+              </w:rPr>
+              <w:t>Code design in Report 4</w:t>
+            </w:r>
+          </w:p>
+        </w:tc>
+      </w:tr>
+      <w:tr>
+        <w:tc>
+          <w:tcPr>
+            <w:tcW w:type="dxa" w:w="432"/>
+          </w:tcPr>
+          <w:p>
+            <w:r/>
+            <w:r>
+              <w:rPr>
+                <w:rFonts w:ascii="Calibri" w:hAnsi="Calibri"/>
+                <w:b w:val="0"/>
+                <w:sz w:val="18"/>
+              </w:rPr>
+              <w:t>7</w:t>
+            </w:r>
+          </w:p>
+        </w:tc>
+        <w:tc>
+          <w:tcPr>
+            <w:tcW w:type="dxa" w:w="3168"/>
+          </w:tcPr>
+          <w:p>
+            <w:r/>
+            <w:r>
+              <w:rPr>
+                <w:rFonts w:ascii="Calibri" w:hAnsi="Calibri"/>
+                <w:b w:val="0"/>
+                <w:sz w:val="18"/>
+              </w:rPr>
+              <w:t>Implement N-best aggregation (ROVER or MBR decoding)</w:t>
+            </w:r>
+          </w:p>
+        </w:tc>
+        <w:tc>
+          <w:tcPr>
+            <w:tcW w:type="dxa" w:w="864"/>
+          </w:tcPr>
+          <w:p>
+            <w:r/>
+            <w:r>
+              <w:rPr>
+                <w:rFonts w:ascii="Calibri" w:hAnsi="Calibri"/>
+                <w:b w:val="0"/>
+                <w:sz w:val="18"/>
+              </w:rPr>
+              <w:t>Medium</w:t>
+            </w:r>
+          </w:p>
+        </w:tc>
+        <w:tc>
+          <w:tcPr>
+            <w:tcW w:type="dxa" w:w="2160"/>
+          </w:tcPr>
+          <w:p>
+            <w:r/>
+            <w:r>
+              <w:rPr>
+                <w:rFonts w:ascii="Calibri" w:hAnsi="Calibri"/>
+                <w:b w:val="0"/>
+                <w:sz w:val="18"/>
+              </w:rPr>
+              <w:t>-5 to -10 WER pts</w:t>
+            </w:r>
+          </w:p>
+        </w:tc>
+        <w:tc>
+          <w:tcPr>
+            <w:tcW w:type="dxa" w:w="2736"/>
+          </w:tcPr>
+          <w:p>
+            <w:r/>
+            <w:r>
+              <w:rPr>
+                <w:rFonts w:ascii="Calibri" w:hAnsi="Calibri"/>
+                <w:b w:val="0"/>
+                <w:sz w:val="18"/>
+              </w:rPr>
+              <w:t>Code design in Report 5</w:t>
+            </w:r>
+          </w:p>
+        </w:tc>
+      </w:tr>
+      <w:tr>
+        <w:tc>
+          <w:tcPr>
+            <w:tcW w:type="dxa" w:w="432"/>
+            <w:shd w:fill="f0f4f8"/>
+          </w:tcPr>
+          <w:p>
+            <w:r/>
+            <w:r>
+              <w:rPr>
+                <w:rFonts w:ascii="Calibri" w:hAnsi="Calibri"/>
+                <w:b w:val="0"/>
+                <w:sz w:val="18"/>
+              </w:rPr>
+              <w:t>8</w:t>
+            </w:r>
+          </w:p>
+        </w:tc>
+        <w:tc>
+          <w:tcPr>
+            <w:tcW w:type="dxa" w:w="3168"/>
+            <w:shd w:fill="f0f4f8"/>
+          </w:tcPr>
+          <w:p>
+            <w:r/>
+            <w:r>
+              <w:rPr>
+                <w:rFonts w:ascii="Calibri" w:hAnsi="Calibri"/>
+                <w:b w:val="0"/>
+                <w:sz w:val="18"/>
+              </w:rPr>
+              <w:t>Evaluate prompt engineering (word count hints, topic context)</w:t>
+            </w:r>
+          </w:p>
+        </w:tc>
+        <w:tc>
+          <w:tcPr>
+            <w:tcW w:type="dxa" w:w="864"/>
+            <w:shd w:fill="f0f4f8"/>
+          </w:tcPr>
+          <w:p>
+            <w:r/>
+            <w:r>
+              <w:rPr>
+                <w:rFonts w:ascii="Calibri" w:hAnsi="Calibri"/>
+                <w:b w:val="0"/>
+                <w:sz w:val="18"/>
+              </w:rPr>
+              <w:t>Medium</w:t>
+            </w:r>
+          </w:p>
+        </w:tc>
+        <w:tc>
+          <w:tcPr>
+            <w:tcW w:type="dxa" w:w="2160"/>
+            <w:shd w:fill="f0f4f8"/>
+          </w:tcPr>
+          <w:p>
+            <w:r/>
+            <w:r>
+              <w:rPr>
+                <w:rFonts w:ascii="Calibri" w:hAnsi="Calibri"/>
+                <w:b w:val="0"/>
+                <w:sz w:val="18"/>
+              </w:rPr>
+              <w:t>-5 to -10 WER pts</w:t>
+            </w:r>
+          </w:p>
+        </w:tc>
+        <w:tc>
+          <w:tcPr>
+            <w:tcW w:type="dxa" w:w="2736"/>
+            <w:shd w:fill="f0f4f8"/>
+          </w:tcPr>
+          <w:p>
+            <w:r/>
+            <w:r>
+              <w:rPr>
+                <w:rFonts w:ascii="Calibri" w:hAnsi="Calibri"/>
+                <w:b w:val="0"/>
+                <w:sz w:val="18"/>
+              </w:rPr>
+              <w:t>Strategy in Report 3</w:t>
+            </w:r>
+          </w:p>
+        </w:tc>
+      </w:tr>
+      <w:tr>
+        <w:tc>
+          <w:tcPr>
+            <w:tcW w:type="dxa" w:w="432"/>
+          </w:tcPr>
+          <w:p>
+            <w:r/>
+            <w:r>
+              <w:rPr>
+                <w:rFonts w:ascii="Calibri" w:hAnsi="Calibri"/>
+                <w:b w:val="0"/>
+                <w:sz w:val="18"/>
+              </w:rPr>
+              <w:t>9</w:t>
+            </w:r>
+          </w:p>
+        </w:tc>
+        <w:tc>
+          <w:tcPr>
+            <w:tcW w:type="dxa" w:w="3168"/>
+          </w:tcPr>
+          <w:p>
+            <w:r/>
+            <w:r>
+              <w:rPr>
+                <w:rFonts w:ascii="Calibri" w:hAnsi="Calibri"/>
+                <w:b w:val="0"/>
+                <w:sz w:val="18"/>
+              </w:rPr>
+              <w:t>Generate AVSpeech length histogram on full dataset</w:t>
+            </w:r>
+          </w:p>
+        </w:tc>
+        <w:tc>
+          <w:tcPr>
+            <w:tcW w:type="dxa" w:w="864"/>
+          </w:tcPr>
+          <w:p>
+            <w:r/>
+            <w:r>
+              <w:rPr>
+                <w:rFonts w:ascii="Calibri" w:hAnsi="Calibri"/>
+                <w:b w:val="0"/>
+                <w:sz w:val="18"/>
+              </w:rPr>
+              <w:t>Low</w:t>
+            </w:r>
+          </w:p>
+        </w:tc>
+        <w:tc>
+          <w:tcPr>
+            <w:tcW w:type="dxa" w:w="2160"/>
+          </w:tcPr>
+          <w:p>
+            <w:r/>
+            <w:r>
+              <w:rPr>
+                <w:rFonts w:ascii="Calibri" w:hAnsi="Calibri"/>
+                <w:b w:val="0"/>
+                <w:sz w:val="18"/>
+              </w:rPr>
+              <w:t>Diagnostic / data characterization</w:t>
+            </w:r>
+          </w:p>
+        </w:tc>
+        <w:tc>
+          <w:tcPr>
+            <w:tcW w:type="dxa" w:w="2736"/>
+          </w:tcPr>
+          <w:p>
+            <w:r/>
+            <w:r>
+              <w:rPr>
+                <w:rFonts w:ascii="Calibri" w:hAnsi="Calibri"/>
+                <w:b w:val="0"/>
+                <w:sz w:val="18"/>
+              </w:rPr>
+              <w:t>ffprobe script ready</w:t>
+            </w:r>
+          </w:p>
+        </w:tc>
+      </w:tr>
+      <w:tr>
+        <w:tc>
+          <w:tcPr>
+            <w:tcW w:type="dxa" w:w="432"/>
+            <w:shd w:fill="f0f4f8"/>
+          </w:tcPr>
+          <w:p>
+            <w:r/>
+            <w:r>
+              <w:rPr>
+                <w:rFonts w:ascii="Calibri" w:hAnsi="Calibri"/>
+                <w:b w:val="0"/>
+                <w:sz w:val="18"/>
+              </w:rPr>
+              <w:t>10</w:t>
+            </w:r>
+          </w:p>
+        </w:tc>
+        <w:tc>
+          <w:tcPr>
+            <w:tcW w:type="dxa" w:w="3168"/>
+            <w:shd w:fill="f0f4f8"/>
+          </w:tcPr>
+          <w:p>
+            <w:r/>
+            <w:r>
+              <w:rPr>
+                <w:rFonts w:ascii="Calibri" w:hAnsi="Calibri"/>
+                <w:b w:val="0"/>
+                <w:sz w:val="18"/>
+              </w:rPr>
+              <w:t>Curate training data (80% clean frontal / 20% moderate)</w:t>
+            </w:r>
+          </w:p>
+        </w:tc>
+        <w:tc>
+          <w:tcPr>
+            <w:tcW w:type="dxa" w:w="864"/>
+            <w:shd w:fill="f0f4f8"/>
+          </w:tcPr>
+          <w:p>
+            <w:r/>
+            <w:r>
+              <w:rPr>
+                <w:rFonts w:ascii="Calibri" w:hAnsi="Calibri"/>
+                <w:b w:val="0"/>
+                <w:sz w:val="18"/>
+              </w:rPr>
+              <w:t>High</w:t>
+            </w:r>
+          </w:p>
+        </w:tc>
+        <w:tc>
+          <w:tcPr>
+            <w:tcW w:type="dxa" w:w="2160"/>
+            <w:shd w:fill="f0f4f8"/>
+          </w:tcPr>
+          <w:p>
+            <w:r/>
+            <w:r>
+              <w:rPr>
+                <w:rFonts w:ascii="Calibri" w:hAnsi="Calibri"/>
+                <w:b w:val="0"/>
+                <w:sz w:val="18"/>
+              </w:rPr>
+              <w:t>Better training signal, less label noise</w:t>
+            </w:r>
+          </w:p>
+        </w:tc>
+        <w:tc>
+          <w:tcPr>
+            <w:tcW w:type="dxa" w:w="2736"/>
+            <w:shd w:fill="f0f4f8"/>
+          </w:tcPr>
+          <w:p>
+            <w:r/>
+            <w:r>
+              <w:rPr>
+                <w:rFonts w:ascii="Calibri" w:hAnsi="Calibri"/>
+                <w:b w:val="0"/>
+                <w:sz w:val="18"/>
+              </w:rPr>
+              <w:t>Filtering criteria defined</w:t>
+            </w:r>
+          </w:p>
+        </w:tc>
+      </w:tr>
+      <w:tr>
+        <w:tc>
+          <w:tcPr>
+            <w:tcW w:type="dxa" w:w="432"/>
+          </w:tcPr>
+          <w:p>
+            <w:r/>
+            <w:r>
+              <w:rPr>
+                <w:rFonts w:ascii="Calibri" w:hAnsi="Calibri"/>
+                <w:b w:val="0"/>
+                <w:sz w:val="18"/>
+              </w:rPr>
+              <w:t>11</w:t>
+            </w:r>
+          </w:p>
+        </w:tc>
+        <w:tc>
+          <w:tcPr>
+            <w:tcW w:type="dxa" w:w="3168"/>
+          </w:tcPr>
+          <w:p>
+            <w:r/>
+            <w:r>
+              <w:rPr>
+                <w:rFonts w:ascii="Calibri" w:hAnsi="Calibri"/>
+                <w:b w:val="0"/>
+                <w:sz w:val="18"/>
+              </w:rPr>
+              <w:t>Evaluate RetinaFace vs MediaPipe for face detection</w:t>
+            </w:r>
+          </w:p>
+        </w:tc>
+        <w:tc>
+          <w:tcPr>
+            <w:tcW w:type="dxa" w:w="864"/>
+          </w:tcPr>
+          <w:p>
+            <w:r/>
+            <w:r>
+              <w:rPr>
+                <w:rFonts w:ascii="Calibri" w:hAnsi="Calibri"/>
+                <w:b w:val="0"/>
+                <w:sz w:val="18"/>
+              </w:rPr>
+              <w:t>Low</w:t>
+            </w:r>
+          </w:p>
+        </w:tc>
+        <w:tc>
+          <w:tcPr>
+            <w:tcW w:type="dxa" w:w="2160"/>
+          </w:tcPr>
+          <w:p>
+            <w:r/>
+            <w:r>
+              <w:rPr>
+                <w:rFonts w:ascii="Calibri" w:hAnsi="Calibri"/>
+                <w:b w:val="0"/>
+                <w:sz w:val="18"/>
+              </w:rPr>
+              <w:t>-2 to -5 WER pts on difficult angles</w:t>
+            </w:r>
+          </w:p>
+        </w:tc>
+        <w:tc>
+          <w:tcPr>
+            <w:tcW w:type="dxa" w:w="2736"/>
+          </w:tcPr>
+          <w:p>
+            <w:r/>
+            <w:r>
+              <w:rPr>
+                <w:rFonts w:ascii="Calibri" w:hAnsi="Calibri"/>
+                <w:b w:val="0"/>
+                <w:sz w:val="18"/>
+              </w:rPr>
+              <w:t>Both detectors integrated</w:t>
+            </w:r>
+          </w:p>
+        </w:tc>
+      </w:tr>
+    </w:tbl>
+    <w:p/>
+    <w:p>
+      <w:pPr>
+        <w:pStyle w:val="Heading2"/>
+      </w:pPr>
+      <w:r>
+        <w:rPr>
+          <w:rFonts w:ascii="Calibri" w:hAnsi="Calibri"/>
+          <w:color w:val="2A5A8C"/>
+        </w:rPr>
+        <w:t>15.2 Operations &amp; Deployment</w:t>
+      </w:r>
+    </w:p>
+    <w:p>
+      <w:pPr>
+        <w:spacing w:after="120"/>
+      </w:pPr>
+      <w:r>
+        <w:rPr>
+          <w:rFonts w:ascii="Calibri" w:hAnsi="Calibri"/>
+          <w:b w:val="0"/>
+          <w:i w:val="0"/>
+          <w:sz w:val="22"/>
+        </w:rPr>
+        <w:t>These items ensure production reliability and environment consistency.</w:t>
+      </w:r>
+    </w:p>
+    <w:tbl>
+      <w:tblPr>
+        <w:tblStyle w:val="TableGrid"/>
+        <w:tblW w:type="auto" w:w="0"/>
+        <w:jc w:val="center"/>
+        <w:tblLook w:firstColumn="1" w:firstRow="1" w:lastColumn="0" w:lastRow="0" w:noHBand="0" w:noVBand="1" w:val="04A0"/>
+      </w:tblPr>
+      <w:tblGrid>
+        <w:gridCol w:w="2268"/>
+        <w:gridCol w:w="2268"/>
+        <w:gridCol w:w="2268"/>
+        <w:gridCol w:w="2268"/>
+      </w:tblGrid>
+      <w:tr>
+        <w:tc>
+          <w:tcPr>
+            <w:tcW w:type="dxa" w:w="432"/>
+            <w:shd w:fill="1a3a5c"/>
+          </w:tcPr>
+          <w:p>
+            <w:r/>
+            <w:r>
+              <w:rPr>
+                <w:rFonts w:ascii="Calibri" w:hAnsi="Calibri"/>
+                <w:b/>
+                <w:color w:val="FFFFFF"/>
+                <w:sz w:val="18"/>
+              </w:rPr>
+              <w:t>#</w:t>
+            </w:r>
+          </w:p>
+        </w:tc>
+        <w:tc>
+          <w:tcPr>
+            <w:tcW w:type="dxa" w:w="3600"/>
+            <w:shd w:fill="1a3a5c"/>
+          </w:tcPr>
+          <w:p>
+            <w:r/>
+            <w:r>
+              <w:rPr>
+                <w:rFonts w:ascii="Calibri" w:hAnsi="Calibri"/>
+                <w:b/>
+                <w:color w:val="FFFFFF"/>
+                <w:sz w:val="18"/>
+              </w:rPr>
+              <w:t>Task</w:t>
+            </w:r>
+          </w:p>
+        </w:tc>
+        <w:tc>
+          <w:tcPr>
+            <w:tcW w:type="dxa" w:w="864"/>
+            <w:shd w:fill="1a3a5c"/>
+          </w:tcPr>
+          <w:p>
+            <w:r/>
+            <w:r>
+              <w:rPr>
+                <w:rFonts w:ascii="Calibri" w:hAnsi="Calibri"/>
+                <w:b/>
+                <w:color w:val="FFFFFF"/>
+                <w:sz w:val="18"/>
+              </w:rPr>
+              <w:t>Priority</w:t>
+            </w:r>
+          </w:p>
+        </w:tc>
+        <w:tc>
+          <w:tcPr>
+            <w:tcW w:type="dxa" w:w="4464"/>
+            <w:shd w:fill="1a3a5c"/>
+          </w:tcPr>
+          <w:p>
+            <w:r/>
+            <w:r>
+              <w:rPr>
+                <w:rFonts w:ascii="Calibri" w:hAnsi="Calibri"/>
+                <w:b/>
+                <w:color w:val="FFFFFF"/>
+                <w:sz w:val="18"/>
+              </w:rPr>
+              <w:t>Details</w:t>
+            </w:r>
+          </w:p>
+        </w:tc>
+      </w:tr>
+      <w:tr>
+        <w:tc>
+          <w:tcPr>
+            <w:tcW w:type="dxa" w:w="432"/>
+          </w:tcPr>
+          <w:p>
+            <w:r/>
+            <w:r>
+              <w:rPr>
+                <w:rFonts w:ascii="Calibri" w:hAnsi="Calibri"/>
+                <w:b w:val="0"/>
+                <w:sz w:val="18"/>
+              </w:rPr>
+              <w:t>12</w:t>
+            </w:r>
+          </w:p>
+        </w:tc>
+        <w:tc>
+          <w:tcPr>
+            <w:tcW w:type="dxa" w:w="3600"/>
+          </w:tcPr>
+          <w:p>
+            <w:r/>
+            <w:r>
+              <w:rPr>
+                <w:rFonts w:ascii="Calibri" w:hAnsi="Calibri"/>
+                <w:b w:val="0"/>
+                <w:sz w:val="18"/>
+              </w:rPr>
+              <w:t>Sync all 28 pending EC2 → container changes</w:t>
+            </w:r>
+          </w:p>
+        </w:tc>
+        <w:tc>
+          <w:tcPr>
+            <w:tcW w:type="dxa" w:w="864"/>
+          </w:tcPr>
+          <w:p>
+            <w:r/>
+            <w:r>
+              <w:rPr>
+                <w:rFonts w:ascii="Calibri" w:hAnsi="Calibri"/>
+                <w:b w:val="0"/>
+                <w:sz w:val="18"/>
+              </w:rPr>
+              <w:t>Critical</w:t>
+            </w:r>
+          </w:p>
+        </w:tc>
+        <w:tc>
+          <w:tcPr>
+            <w:tcW w:type="dxa" w:w="4464"/>
+          </w:tcPr>
+          <w:p>
+            <w:r/>
+            <w:r>
+              <w:rPr>
+                <w:rFonts w:ascii="Calibri" w:hAnsi="Calibri"/>
+                <w:b w:val="0"/>
+                <w:sz w:val="18"/>
+              </w:rPr>
+              <w:t>Full list in docs/container-sync-changelog.md</w:t>
+            </w:r>
+          </w:p>
+        </w:tc>
+      </w:tr>
+      <w:tr>
+        <w:tc>
+          <w:tcPr>
+            <w:tcW w:type="dxa" w:w="432"/>
+            <w:shd w:fill="f0f4f8"/>
+          </w:tcPr>
+          <w:p>
+            <w:r/>
+            <w:r>
+              <w:rPr>
+                <w:rFonts w:ascii="Calibri" w:hAnsi="Calibri"/>
+                <w:b w:val="0"/>
+                <w:sz w:val="18"/>
+              </w:rPr>
+              <w:t>13</w:t>
+            </w:r>
+          </w:p>
+        </w:tc>
+        <w:tc>
+          <w:tcPr>
+            <w:tcW w:type="dxa" w:w="3600"/>
+            <w:shd w:fill="f0f4f8"/>
+          </w:tcPr>
+          <w:p>
+            <w:r/>
+            <w:r>
+              <w:rPr>
+                <w:rFonts w:ascii="Calibri" w:hAnsi="Calibri"/>
+                <w:b w:val="0"/>
+                <w:sz w:val="18"/>
+              </w:rPr>
+              <w:t>Deploy latest container package to HORIZON server</w:t>
+            </w:r>
+          </w:p>
+        </w:tc>
+        <w:tc>
+          <w:tcPr>
+            <w:tcW w:type="dxa" w:w="864"/>
+            <w:shd w:fill="f0f4f8"/>
+          </w:tcPr>
+          <w:p>
+            <w:r/>
+            <w:r>
+              <w:rPr>
+                <w:rFonts w:ascii="Calibri" w:hAnsi="Calibri"/>
+                <w:b w:val="0"/>
+                <w:sz w:val="18"/>
+              </w:rPr>
+              <w:t>High</w:t>
+            </w:r>
+          </w:p>
+        </w:tc>
+        <w:tc>
+          <w:tcPr>
+            <w:tcW w:type="dxa" w:w="4464"/>
+            <w:shd w:fill="f0f4f8"/>
+          </w:tcPr>
+          <w:p>
+            <w:r/>
+            <w:r>
+              <w:rPr>
+                <w:rFonts w:ascii="Calibri" w:hAnsi="Calibri"/>
+                <w:b w:val="0"/>
+                <w:sz w:val="18"/>
+              </w:rPr>
+              <w:t>Closed network, no internet — requires offline package</w:t>
+            </w:r>
+          </w:p>
+        </w:tc>
+      </w:tr>
+      <w:tr>
+        <w:tc>
+          <w:tcPr>
+            <w:tcW w:type="dxa" w:w="432"/>
+          </w:tcPr>
+          <w:p>
+            <w:r/>
+            <w:r>
+              <w:rPr>
+                <w:rFonts w:ascii="Calibri" w:hAnsi="Calibri"/>
+                <w:b w:val="0"/>
+                <w:sz w:val="18"/>
+              </w:rPr>
+              <w:t>14</w:t>
+            </w:r>
+          </w:p>
+        </w:tc>
+        <w:tc>
+          <w:tcPr>
+            <w:tcW w:type="dxa" w:w="3600"/>
+          </w:tcPr>
+          <w:p>
+            <w:r/>
+            <w:r>
+              <w:rPr>
+                <w:rFonts w:ascii="Calibri" w:hAnsi="Calibri"/>
+                <w:b w:val="0"/>
+                <w:sz w:val="18"/>
+              </w:rPr>
+              <w:t>Automate container sync verification (CI/CD or script)</w:t>
+            </w:r>
+          </w:p>
+        </w:tc>
+        <w:tc>
+          <w:tcPr>
+            <w:tcW w:type="dxa" w:w="864"/>
+          </w:tcPr>
+          <w:p>
+            <w:r/>
+            <w:r>
+              <w:rPr>
+                <w:rFonts w:ascii="Calibri" w:hAnsi="Calibri"/>
+                <w:b w:val="0"/>
+                <w:sz w:val="18"/>
+              </w:rPr>
+              <w:t>Medium</w:t>
+            </w:r>
+          </w:p>
+        </w:tc>
+        <w:tc>
+          <w:tcPr>
+            <w:tcW w:type="dxa" w:w="4464"/>
+          </w:tcPr>
+          <w:p>
+            <w:r/>
+            <w:r>
+              <w:rPr>
+                <w:rFonts w:ascii="Calibri" w:hAnsi="Calibri"/>
+                <w:b w:val="0"/>
+                <w:sz w:val="18"/>
+              </w:rPr>
+              <w:t>Prevent future drift between EC2 and container</w:t>
+            </w:r>
+          </w:p>
+        </w:tc>
+      </w:tr>
+      <w:tr>
+        <w:tc>
+          <w:tcPr>
+            <w:tcW w:type="dxa" w:w="432"/>
+            <w:shd w:fill="f0f4f8"/>
+          </w:tcPr>
+          <w:p>
+            <w:r/>
+            <w:r>
+              <w:rPr>
+                <w:rFonts w:ascii="Calibri" w:hAnsi="Calibri"/>
+                <w:b w:val="0"/>
+                <w:sz w:val="18"/>
+              </w:rPr>
+              <w:t>15</w:t>
+            </w:r>
+          </w:p>
+        </w:tc>
+        <w:tc>
+          <w:tcPr>
+            <w:tcW w:type="dxa" w:w="3600"/>
+            <w:shd w:fill="f0f4f8"/>
+          </w:tcPr>
+          <w:p>
+            <w:r/>
+            <w:r>
+              <w:rPr>
+                <w:rFonts w:ascii="Calibri" w:hAnsi="Calibri"/>
+                <w:b w:val="0"/>
+                <w:sz w:val="18"/>
+              </w:rPr>
+              <w:t>Add minimum segment duration filter (≥5 seconds)</w:t>
+            </w:r>
+          </w:p>
+        </w:tc>
+        <w:tc>
+          <w:tcPr>
+            <w:tcW w:type="dxa" w:w="864"/>
+            <w:shd w:fill="f0f4f8"/>
+          </w:tcPr>
+          <w:p>
+            <w:r/>
+            <w:r>
+              <w:rPr>
+                <w:rFonts w:ascii="Calibri" w:hAnsi="Calibri"/>
+                <w:b w:val="0"/>
+                <w:sz w:val="18"/>
+              </w:rPr>
+              <w:t>Medium</w:t>
+            </w:r>
+          </w:p>
+        </w:tc>
+        <w:tc>
+          <w:tcPr>
+            <w:tcW w:type="dxa" w:w="4464"/>
+            <w:shd w:fill="f0f4f8"/>
+          </w:tcPr>
+          <w:p>
+            <w:r/>
+            <w:r>
+              <w:rPr>
+                <w:rFonts w:ascii="Calibri" w:hAnsi="Calibri"/>
+                <w:b w:val="0"/>
+                <w:sz w:val="18"/>
+              </w:rPr>
+              <w:t>Drop &lt;5s segments that produce 128% WER</w:t>
+            </w:r>
+          </w:p>
+        </w:tc>
+      </w:tr>
+      <w:tr>
+        <w:tc>
+          <w:tcPr>
+            <w:tcW w:type="dxa" w:w="432"/>
+          </w:tcPr>
+          <w:p>
+            <w:r/>
+            <w:r>
+              <w:rPr>
+                <w:rFonts w:ascii="Calibri" w:hAnsi="Calibri"/>
+                <w:b w:val="0"/>
+                <w:sz w:val="18"/>
+              </w:rPr>
+              <w:t>16</w:t>
+            </w:r>
+          </w:p>
+        </w:tc>
+        <w:tc>
+          <w:tcPr>
+            <w:tcW w:type="dxa" w:w="3600"/>
+          </w:tcPr>
+          <w:p>
+            <w:r/>
+            <w:r>
+              <w:rPr>
+                <w:rFonts w:ascii="Calibri" w:hAnsi="Calibri"/>
+                <w:b w:val="0"/>
+                <w:sz w:val="18"/>
+              </w:rPr>
+              <w:t>Create automated regression test suite</w:t>
+            </w:r>
+          </w:p>
+        </w:tc>
+        <w:tc>
+          <w:tcPr>
+            <w:tcW w:type="dxa" w:w="864"/>
+          </w:tcPr>
+          <w:p>
+            <w:r/>
+            <w:r>
+              <w:rPr>
+                <w:rFonts w:ascii="Calibri" w:hAnsi="Calibri"/>
+                <w:b w:val="0"/>
+                <w:sz w:val="18"/>
+              </w:rPr>
+              <w:t>Medium</w:t>
+            </w:r>
+          </w:p>
+        </w:tc>
+        <w:tc>
+          <w:tcPr>
+            <w:tcW w:type="dxa" w:w="4464"/>
+          </w:tcPr>
+          <w:p>
+            <w:r/>
+            <w:r>
+              <w:rPr>
+                <w:rFonts w:ascii="Calibri" w:hAnsi="Calibri"/>
+                <w:b w:val="0"/>
+                <w:sz w:val="18"/>
+              </w:rPr>
+              <w:t>Run a small set of known videos and compare WER against baseline</w:t>
+            </w:r>
+          </w:p>
+        </w:tc>
+      </w:tr>
+    </w:tbl>
+    <w:p/>
+    <w:p>
+      <w:pPr>
+        <w:pStyle w:val="Heading2"/>
+      </w:pPr>
+      <w:r>
+        <w:rPr>
+          <w:rFonts w:ascii="Calibri" w:hAnsi="Calibri"/>
+          <w:color w:val="2A5A8C"/>
+        </w:rPr>
+        <w:t>15.3 Technical Development</w:t>
+      </w:r>
+    </w:p>
+    <w:tbl>
+      <w:tblPr>
+        <w:tblStyle w:val="TableGrid"/>
+        <w:tblW w:type="auto" w:w="0"/>
+        <w:jc w:val="center"/>
+        <w:tblLook w:firstColumn="1" w:firstRow="1" w:lastColumn="0" w:lastRow="0" w:noHBand="0" w:noVBand="1" w:val="04A0"/>
+      </w:tblPr>
+      <w:tblGrid>
+        <w:gridCol w:w="2268"/>
+        <w:gridCol w:w="2268"/>
+        <w:gridCol w:w="2268"/>
+        <w:gridCol w:w="2268"/>
+      </w:tblGrid>
+      <w:tr>
+        <w:tc>
+          <w:tcPr>
+            <w:tcW w:type="dxa" w:w="432"/>
+            <w:shd w:fill="1a3a5c"/>
+          </w:tcPr>
+          <w:p>
+            <w:r/>
+            <w:r>
+              <w:rPr>
+                <w:rFonts w:ascii="Calibri" w:hAnsi="Calibri"/>
+                <w:b/>
+                <w:color w:val="FFFFFF"/>
+                <w:sz w:val="18"/>
+              </w:rPr>
+              <w:t>#</w:t>
+            </w:r>
+          </w:p>
+        </w:tc>
+        <w:tc>
+          <w:tcPr>
+            <w:tcW w:type="dxa" w:w="3600"/>
+            <w:shd w:fill="1a3a5c"/>
+          </w:tcPr>
+          <w:p>
+            <w:r/>
+            <w:r>
+              <w:rPr>
+                <w:rFonts w:ascii="Calibri" w:hAnsi="Calibri"/>
+                <w:b/>
+                <w:color w:val="FFFFFF"/>
+                <w:sz w:val="18"/>
+              </w:rPr>
+              <w:t>Task</w:t>
+            </w:r>
+          </w:p>
+        </w:tc>
+        <w:tc>
+          <w:tcPr>
+            <w:tcW w:type="dxa" w:w="864"/>
+            <w:shd w:fill="1a3a5c"/>
+          </w:tcPr>
+          <w:p>
+            <w:r/>
+            <w:r>
+              <w:rPr>
+                <w:rFonts w:ascii="Calibri" w:hAnsi="Calibri"/>
+                <w:b/>
+                <w:color w:val="FFFFFF"/>
+                <w:sz w:val="18"/>
+              </w:rPr>
+              <w:t>Priority</w:t>
+            </w:r>
+          </w:p>
+        </w:tc>
+        <w:tc>
+          <w:tcPr>
+            <w:tcW w:type="dxa" w:w="4464"/>
+            <w:shd w:fill="1a3a5c"/>
+          </w:tcPr>
+          <w:p>
+            <w:r/>
+            <w:r>
+              <w:rPr>
+                <w:rFonts w:ascii="Calibri" w:hAnsi="Calibri"/>
+                <w:b/>
+                <w:color w:val="FFFFFF"/>
+                <w:sz w:val="18"/>
+              </w:rPr>
+              <w:t>Details</w:t>
+            </w:r>
+          </w:p>
+        </w:tc>
+      </w:tr>
+      <w:tr>
+        <w:tc>
+          <w:tcPr>
+            <w:tcW w:type="dxa" w:w="432"/>
+          </w:tcPr>
+          <w:p>
+            <w:r/>
+            <w:r>
+              <w:rPr>
+                <w:rFonts w:ascii="Calibri" w:hAnsi="Calibri"/>
+                <w:b w:val="0"/>
+                <w:sz w:val="18"/>
+              </w:rPr>
+              <w:t>17</w:t>
+            </w:r>
+          </w:p>
+        </w:tc>
+        <w:tc>
+          <w:tcPr>
+            <w:tcW w:type="dxa" w:w="3600"/>
+          </w:tcPr>
+          <w:p>
+            <w:r/>
+            <w:r>
+              <w:rPr>
+                <w:rFonts w:ascii="Calibri" w:hAnsi="Calibri"/>
+                <w:b w:val="0"/>
+                <w:sz w:val="18"/>
+              </w:rPr>
+              <w:t>Add confidence scores to JSON report output</w:t>
+            </w:r>
+          </w:p>
+        </w:tc>
+        <w:tc>
+          <w:tcPr>
+            <w:tcW w:type="dxa" w:w="864"/>
+          </w:tcPr>
+          <w:p>
+            <w:r/>
+            <w:r>
+              <w:rPr>
+                <w:rFonts w:ascii="Calibri" w:hAnsi="Calibri"/>
+                <w:b w:val="0"/>
+                <w:sz w:val="18"/>
+              </w:rPr>
+              <w:t>High</w:t>
+            </w:r>
+          </w:p>
+        </w:tc>
+        <w:tc>
+          <w:tcPr>
+            <w:tcW w:type="dxa" w:w="4464"/>
+          </w:tcPr>
+          <w:p>
+            <w:r/>
+            <w:r>
+              <w:rPr>
+                <w:rFonts w:ascii="Calibri" w:hAnsi="Calibri"/>
+                <w:b w:val="0"/>
+                <w:sz w:val="18"/>
+              </w:rPr>
+              <w:t>Extract from model generate() with output_scores=True</w:t>
+            </w:r>
+          </w:p>
+        </w:tc>
+      </w:tr>
+      <w:tr>
+        <w:tc>
+          <w:tcPr>
+            <w:tcW w:type="dxa" w:w="432"/>
+            <w:shd w:fill="f0f4f8"/>
+          </w:tcPr>
+          <w:p>
+            <w:r/>
+            <w:r>
+              <w:rPr>
+                <w:rFonts w:ascii="Calibri" w:hAnsi="Calibri"/>
+                <w:b w:val="0"/>
+                <w:sz w:val="18"/>
+              </w:rPr>
+              <w:t>18</w:t>
+            </w:r>
+          </w:p>
+        </w:tc>
+        <w:tc>
+          <w:tcPr>
+            <w:tcW w:type="dxa" w:w="3600"/>
+            <w:shd w:fill="f0f4f8"/>
+          </w:tcPr>
+          <w:p>
+            <w:r/>
+            <w:r>
+              <w:rPr>
+                <w:rFonts w:ascii="Calibri" w:hAnsi="Calibri"/>
+                <w:b w:val="0"/>
+                <w:sz w:val="18"/>
+              </w:rPr>
+              <w:t>Add N-best hypotheses to decode output format</w:t>
+            </w:r>
+          </w:p>
+        </w:tc>
+        <w:tc>
+          <w:tcPr>
+            <w:tcW w:type="dxa" w:w="864"/>
+            <w:shd w:fill="f0f4f8"/>
+          </w:tcPr>
+          <w:p>
+            <w:r/>
+            <w:r>
+              <w:rPr>
+                <w:rFonts w:ascii="Calibri" w:hAnsi="Calibri"/>
+                <w:b w:val="0"/>
+                <w:sz w:val="18"/>
+              </w:rPr>
+              <w:t>Medium</w:t>
+            </w:r>
+          </w:p>
+        </w:tc>
+        <w:tc>
+          <w:tcPr>
+            <w:tcW w:type="dxa" w:w="4464"/>
+            <w:shd w:fill="f0f4f8"/>
+          </w:tcPr>
+          <w:p>
+            <w:r/>
+            <w:r>
+              <w:rPr>
+                <w:rFonts w:ascii="Calibri" w:hAnsi="Calibri"/>
+                <w:b w:val="0"/>
+                <w:sz w:val="18"/>
+              </w:rPr>
+              <w:t>Use num_return_sequences=N in generate()</w:t>
+            </w:r>
+          </w:p>
+        </w:tc>
+      </w:tr>
+      <w:tr>
+        <w:tc>
+          <w:tcPr>
+            <w:tcW w:type="dxa" w:w="432"/>
+          </w:tcPr>
+          <w:p>
+            <w:r/>
+            <w:r>
+              <w:rPr>
+                <w:rFonts w:ascii="Calibri" w:hAnsi="Calibri"/>
+                <w:b w:val="0"/>
+                <w:sz w:val="18"/>
+              </w:rPr>
+              <w:t>19</w:t>
+            </w:r>
+          </w:p>
+        </w:tc>
+        <w:tc>
+          <w:tcPr>
+            <w:tcW w:type="dxa" w:w="3600"/>
+          </w:tcPr>
+          <w:p>
+            <w:r/>
+            <w:r>
+              <w:rPr>
+                <w:rFonts w:ascii="Calibri" w:hAnsi="Calibri"/>
+                <w:b w:val="0"/>
+                <w:sz w:val="18"/>
+              </w:rPr>
+              <w:t>Investigate multi-language support (Arabic)</w:t>
+            </w:r>
+          </w:p>
+        </w:tc>
+        <w:tc>
+          <w:tcPr>
+            <w:tcW w:type="dxa" w:w="864"/>
+          </w:tcPr>
+          <w:p>
+            <w:r/>
+            <w:r>
+              <w:rPr>
+                <w:rFonts w:ascii="Calibri" w:hAnsi="Calibri"/>
+                <w:b w:val="0"/>
+                <w:sz w:val="18"/>
+              </w:rPr>
+              <w:t>Low</w:t>
+            </w:r>
+          </w:p>
+        </w:tc>
+        <w:tc>
+          <w:tcPr>
+            <w:tcW w:type="dxa" w:w="4464"/>
+          </w:tcPr>
+          <w:p>
+            <w:r/>
+            <w:r>
+              <w:rPr>
+                <w:rFonts w:ascii="Calibri" w:hAnsi="Calibri"/>
+                <w:b w:val="0"/>
+                <w:sz w:val="18"/>
+              </w:rPr>
+              <w:t>Requires multilingual LLM base (LLaMA-3, Mistral)</w:t>
+            </w:r>
+          </w:p>
+        </w:tc>
+      </w:tr>
+      <w:tr>
+        <w:tc>
+          <w:tcPr>
+            <w:tcW w:type="dxa" w:w="432"/>
+            <w:shd w:fill="f0f4f8"/>
+          </w:tcPr>
+          <w:p>
+            <w:r/>
+            <w:r>
+              <w:rPr>
+                <w:rFonts w:ascii="Calibri" w:hAnsi="Calibri"/>
+                <w:b w:val="0"/>
+                <w:sz w:val="18"/>
+              </w:rPr>
+              <w:t>20</w:t>
+            </w:r>
+          </w:p>
+        </w:tc>
+        <w:tc>
+          <w:tcPr>
+            <w:tcW w:type="dxa" w:w="3600"/>
+            <w:shd w:fill="f0f4f8"/>
+          </w:tcPr>
+          <w:p>
+            <w:r/>
+            <w:r>
+              <w:rPr>
+                <w:rFonts w:ascii="Calibri" w:hAnsi="Calibri"/>
+                <w:b w:val="0"/>
+                <w:sz w:val="18"/>
+              </w:rPr>
+              <w:t>Add segment duration optimization to pipeline config</w:t>
+            </w:r>
+          </w:p>
+        </w:tc>
+        <w:tc>
+          <w:tcPr>
+            <w:tcW w:type="dxa" w:w="864"/>
+            <w:shd w:fill="f0f4f8"/>
+          </w:tcPr>
+          <w:p>
+            <w:r/>
+            <w:r>
+              <w:rPr>
+                <w:rFonts w:ascii="Calibri" w:hAnsi="Calibri"/>
+                <w:b w:val="0"/>
+                <w:sz w:val="18"/>
+              </w:rPr>
+              <w:t>Medium</w:t>
+            </w:r>
+          </w:p>
+        </w:tc>
+        <w:tc>
+          <w:tcPr>
+            <w:tcW w:type="dxa" w:w="4464"/>
+            <w:shd w:fill="f0f4f8"/>
+          </w:tcPr>
+          <w:p>
+            <w:r/>
+            <w:r>
+              <w:rPr>
+                <w:rFonts w:ascii="Calibri" w:hAnsi="Calibri"/>
+                <w:b w:val="0"/>
+                <w:sz w:val="18"/>
+              </w:rPr>
+              <w:t>Configurable min/max segment length parameters</w:t>
+            </w:r>
+          </w:p>
+        </w:tc>
+      </w:tr>
+      <w:tr>
+        <w:tc>
+          <w:tcPr>
+            <w:tcW w:type="dxa" w:w="432"/>
+          </w:tcPr>
+          <w:p>
+            <w:r/>
+            <w:r>
+              <w:rPr>
+                <w:rFonts w:ascii="Calibri" w:hAnsi="Calibri"/>
+                <w:b w:val="0"/>
+                <w:sz w:val="18"/>
+              </w:rPr>
+              <w:t>21</w:t>
+            </w:r>
+          </w:p>
+        </w:tc>
+        <w:tc>
+          <w:tcPr>
+            <w:tcW w:type="dxa" w:w="3600"/>
+          </w:tcPr>
+          <w:p>
+            <w:r/>
+            <w:r>
+              <w:rPr>
+                <w:rFonts w:ascii="Calibri" w:hAnsi="Calibri"/>
+                <w:b w:val="0"/>
+                <w:sz w:val="18"/>
+              </w:rPr>
+              <w:t>Consider newer model architectures (LLaMA-3, Mistral)</w:t>
+            </w:r>
+          </w:p>
+        </w:tc>
+        <w:tc>
+          <w:tcPr>
+            <w:tcW w:type="dxa" w:w="864"/>
+          </w:tcPr>
+          <w:p>
+            <w:r/>
+            <w:r>
+              <w:rPr>
+                <w:rFonts w:ascii="Calibri" w:hAnsi="Calibri"/>
+                <w:b w:val="0"/>
+                <w:sz w:val="18"/>
+              </w:rPr>
+              <w:t>Low</w:t>
+            </w:r>
+          </w:p>
+        </w:tc>
+        <w:tc>
+          <w:tcPr>
+            <w:tcW w:type="dxa" w:w="4464"/>
+          </w:tcPr>
+          <w:p>
+            <w:r/>
+            <w:r>
+              <w:rPr>
+                <w:rFonts w:ascii="Calibri" w:hAnsi="Calibri"/>
+                <w:b w:val="0"/>
+                <w:sz w:val="18"/>
+              </w:rPr>
+              <w:t>May improve language modeling capacity</w:t>
+            </w:r>
+          </w:p>
+        </w:tc>
+      </w:tr>
+    </w:tbl>
+    <w:p/>
+    <w:p>
+      <w:pPr>
+        <w:pStyle w:val="Heading2"/>
+      </w:pPr>
+      <w:r>
+        <w:rPr>
+          <w:rFonts w:ascii="Calibri" w:hAnsi="Calibri"/>
+          <w:color w:val="2A5A8C"/>
+        </w:rPr>
+        <w:t>15.4 Documentation &amp; Process</w:t>
+      </w:r>
+    </w:p>
+    <w:tbl>
+      <w:tblPr>
+        <w:tblStyle w:val="TableGrid"/>
+        <w:tblW w:type="auto" w:w="0"/>
+        <w:jc w:val="center"/>
+        <w:tblLook w:firstColumn="1" w:firstRow="1" w:lastColumn="0" w:lastRow="0" w:noHBand="0" w:noVBand="1" w:val="04A0"/>
+      </w:tblPr>
+      <w:tblGrid>
+        <w:gridCol w:w="2268"/>
+        <w:gridCol w:w="2268"/>
+        <w:gridCol w:w="2268"/>
+        <w:gridCol w:w="2268"/>
+      </w:tblGrid>
+      <w:tr>
+        <w:tc>
+          <w:tcPr>
+            <w:tcW w:type="dxa" w:w="432"/>
+            <w:shd w:fill="1a3a5c"/>
+          </w:tcPr>
+          <w:p>
+            <w:r/>
+            <w:r>
+              <w:rPr>
+                <w:rFonts w:ascii="Calibri" w:hAnsi="Calibri"/>
+                <w:b/>
+                <w:color w:val="FFFFFF"/>
+                <w:sz w:val="18"/>
+              </w:rPr>
+              <w:t>#</w:t>
+            </w:r>
+          </w:p>
+        </w:tc>
+        <w:tc>
+          <w:tcPr>
+            <w:tcW w:type="dxa" w:w="3600"/>
+            <w:shd w:fill="1a3a5c"/>
+          </w:tcPr>
+          <w:p>
+            <w:r/>
+            <w:r>
+              <w:rPr>
+                <w:rFonts w:ascii="Calibri" w:hAnsi="Calibri"/>
+                <w:b/>
+                <w:color w:val="FFFFFF"/>
+                <w:sz w:val="18"/>
+              </w:rPr>
+              <w:t>Task</w:t>
+            </w:r>
+          </w:p>
+        </w:tc>
+        <w:tc>
+          <w:tcPr>
+            <w:tcW w:type="dxa" w:w="864"/>
+            <w:shd w:fill="1a3a5c"/>
+          </w:tcPr>
+          <w:p>
+            <w:r/>
+            <w:r>
+              <w:rPr>
+                <w:rFonts w:ascii="Calibri" w:hAnsi="Calibri"/>
+                <w:b/>
+                <w:color w:val="FFFFFF"/>
+                <w:sz w:val="18"/>
+              </w:rPr>
+              <w:t>Priority</w:t>
+            </w:r>
+          </w:p>
+        </w:tc>
+        <w:tc>
+          <w:tcPr>
+            <w:tcW w:type="dxa" w:w="4464"/>
+            <w:shd w:fill="1a3a5c"/>
+          </w:tcPr>
+          <w:p>
+            <w:r/>
+            <w:r>
+              <w:rPr>
+                <w:rFonts w:ascii="Calibri" w:hAnsi="Calibri"/>
+                <w:b/>
+                <w:color w:val="FFFFFF"/>
+                <w:sz w:val="18"/>
+              </w:rPr>
+              <w:t>Details</w:t>
+            </w:r>
+          </w:p>
+        </w:tc>
+      </w:tr>
+      <w:tr>
+        <w:tc>
+          <w:tcPr>
+            <w:tcW w:type="dxa" w:w="432"/>
+          </w:tcPr>
+          <w:p>
+            <w:r/>
+            <w:r>
+              <w:rPr>
+                <w:rFonts w:ascii="Calibri" w:hAnsi="Calibri"/>
+                <w:b w:val="0"/>
+                <w:sz w:val="18"/>
+              </w:rPr>
+              <w:t>22</w:t>
+            </w:r>
+          </w:p>
+        </w:tc>
+        <w:tc>
+          <w:tcPr>
+            <w:tcW w:type="dxa" w:w="3600"/>
+          </w:tcPr>
+          <w:p>
+            <w:r/>
+            <w:r>
+              <w:rPr>
+                <w:rFonts w:ascii="Calibri" w:hAnsi="Calibri"/>
+                <w:b w:val="0"/>
+                <w:sz w:val="18"/>
+              </w:rPr>
+              <w:t>Update this document after each fine-tuning experiment</w:t>
+            </w:r>
+          </w:p>
+        </w:tc>
+        <w:tc>
+          <w:tcPr>
+            <w:tcW w:type="dxa" w:w="864"/>
+          </w:tcPr>
+          <w:p>
+            <w:r/>
+            <w:r>
+              <w:rPr>
+                <w:rFonts w:ascii="Calibri" w:hAnsi="Calibri"/>
+                <w:b w:val="0"/>
+                <w:sz w:val="18"/>
+              </w:rPr>
+              <w:t>Ongoing</w:t>
+            </w:r>
+          </w:p>
+        </w:tc>
+        <w:tc>
+          <w:tcPr>
+            <w:tcW w:type="dxa" w:w="4464"/>
+          </w:tcPr>
+          <w:p>
+            <w:r/>
+            <w:r>
+              <w:rPr>
+                <w:rFonts w:ascii="Calibri" w:hAnsi="Calibri"/>
+                <w:b w:val="0"/>
+                <w:sz w:val="18"/>
+              </w:rPr>
+              <w:t>Record hyperparameters, results, and analysis</w:t>
+            </w:r>
+          </w:p>
+        </w:tc>
+      </w:tr>
+      <w:tr>
+        <w:tc>
+          <w:tcPr>
+            <w:tcW w:type="dxa" w:w="432"/>
+            <w:shd w:fill="f0f4f8"/>
+          </w:tcPr>
+          <w:p>
+            <w:r/>
+            <w:r>
+              <w:rPr>
+                <w:rFonts w:ascii="Calibri" w:hAnsi="Calibri"/>
+                <w:b w:val="0"/>
+                <w:sz w:val="18"/>
+              </w:rPr>
+              <w:t>23</w:t>
+            </w:r>
+          </w:p>
+        </w:tc>
+        <w:tc>
+          <w:tcPr>
+            <w:tcW w:type="dxa" w:w="3600"/>
+            <w:shd w:fill="f0f4f8"/>
+          </w:tcPr>
+          <w:p>
+            <w:r/>
+            <w:r>
+              <w:rPr>
+                <w:rFonts w:ascii="Calibri" w:hAnsi="Calibri"/>
+                <w:b w:val="0"/>
+                <w:sz w:val="18"/>
+              </w:rPr>
+              <w:t>Document HORIZON server setup and constraints</w:t>
+            </w:r>
+          </w:p>
+        </w:tc>
+        <w:tc>
+          <w:tcPr>
+            <w:tcW w:type="dxa" w:w="864"/>
+            <w:shd w:fill="f0f4f8"/>
+          </w:tcPr>
+          <w:p>
+            <w:r/>
+            <w:r>
+              <w:rPr>
+                <w:rFonts w:ascii="Calibri" w:hAnsi="Calibri"/>
+                <w:b w:val="0"/>
+                <w:sz w:val="18"/>
+              </w:rPr>
+              <w:t>Medium</w:t>
+            </w:r>
+          </w:p>
+        </w:tc>
+        <w:tc>
+          <w:tcPr>
+            <w:tcW w:type="dxa" w:w="4464"/>
+            <w:shd w:fill="f0f4f8"/>
+          </w:tcPr>
+          <w:p>
+            <w:r/>
+            <w:r>
+              <w:rPr>
+                <w:rFonts w:ascii="Calibri" w:hAnsi="Calibri"/>
+                <w:b w:val="0"/>
+                <w:sz w:val="18"/>
+              </w:rPr>
+              <w:t>Offline deployment, GPU config, network restrictions</w:t>
+            </w:r>
+          </w:p>
+        </w:tc>
+      </w:tr>
+      <w:tr>
+        <w:tc>
+          <w:tcPr>
+            <w:tcW w:type="dxa" w:w="432"/>
+          </w:tcPr>
+          <w:p>
+            <w:r/>
+            <w:r>
+              <w:rPr>
+                <w:rFonts w:ascii="Calibri" w:hAnsi="Calibri"/>
+                <w:b w:val="0"/>
+                <w:sz w:val="18"/>
+              </w:rPr>
+              <w:t>24</w:t>
+            </w:r>
+          </w:p>
+        </w:tc>
+        <w:tc>
+          <w:tcPr>
+            <w:tcW w:type="dxa" w:w="3600"/>
+          </w:tcPr>
+          <w:p>
+            <w:r/>
+            <w:r>
+              <w:rPr>
+                <w:rFonts w:ascii="Calibri" w:hAnsi="Calibri"/>
+                <w:b w:val="0"/>
+                <w:sz w:val="18"/>
+              </w:rPr>
+              <w:t>Create runbook for fine-tuning on cloud GPUs</w:t>
+            </w:r>
+          </w:p>
+        </w:tc>
+        <w:tc>
+          <w:tcPr>
+            <w:tcW w:type="dxa" w:w="864"/>
+          </w:tcPr>
+          <w:p>
+            <w:r/>
+            <w:r>
+              <w:rPr>
+                <w:rFonts w:ascii="Calibri" w:hAnsi="Calibri"/>
+                <w:b w:val="0"/>
+                <w:sz w:val="18"/>
+              </w:rPr>
+              <w:t>Medium</w:t>
+            </w:r>
+          </w:p>
+        </w:tc>
+        <w:tc>
+          <w:tcPr>
+            <w:tcW w:type="dxa" w:w="4464"/>
+          </w:tcPr>
+          <w:p>
+            <w:r/>
+            <w:r>
+              <w:rPr>
+                <w:rFonts w:ascii="Calibri" w:hAnsi="Calibri"/>
+                <w:b w:val="0"/>
+                <w:sz w:val="18"/>
+              </w:rPr>
+              <w:t>p3.16xlarge setup, data transfer, checkpoint management</w:t>
+            </w:r>
+          </w:p>
+        </w:tc>
+      </w:tr>
+      <w:tr>
+        <w:tc>
+          <w:tcPr>
+            <w:tcW w:type="dxa" w:w="432"/>
+            <w:shd w:fill="f0f4f8"/>
+          </w:tcPr>
+          <w:p>
+            <w:r/>
+            <w:r>
+              <w:rPr>
+                <w:rFonts w:ascii="Calibri" w:hAnsi="Calibri"/>
+                <w:b w:val="0"/>
+                <w:sz w:val="18"/>
+              </w:rPr>
+              <w:t>25</w:t>
+            </w:r>
+          </w:p>
+        </w:tc>
+        <w:tc>
+          <w:tcPr>
+            <w:tcW w:type="dxa" w:w="3600"/>
+            <w:shd w:fill="f0f4f8"/>
+          </w:tcPr>
+          <w:p>
+            <w:r/>
+            <w:r>
+              <w:rPr>
+                <w:rFonts w:ascii="Calibri" w:hAnsi="Calibri"/>
+                <w:b w:val="0"/>
+                <w:sz w:val="18"/>
+              </w:rPr>
+              <w:t>Maintain container-sync-changelog.md as changes are made</w:t>
+            </w:r>
+          </w:p>
+        </w:tc>
+        <w:tc>
+          <w:tcPr>
+            <w:tcW w:type="dxa" w:w="864"/>
+            <w:shd w:fill="f0f4f8"/>
+          </w:tcPr>
+          <w:p>
+            <w:r/>
+            <w:r>
+              <w:rPr>
+                <w:rFonts w:ascii="Calibri" w:hAnsi="Calibri"/>
+                <w:b w:val="0"/>
+                <w:sz w:val="18"/>
+              </w:rPr>
+              <w:t>Ongoing</w:t>
+            </w:r>
+          </w:p>
+        </w:tc>
+        <w:tc>
+          <w:tcPr>
+            <w:tcW w:type="dxa" w:w="4464"/>
+            <w:shd w:fill="f0f4f8"/>
+          </w:tcPr>
+          <w:p>
+            <w:r/>
+            <w:r>
+              <w:rPr>
+                <w:rFonts w:ascii="Calibri" w:hAnsi="Calibri"/>
+                <w:b w:val="0"/>
+                <w:sz w:val="18"/>
+              </w:rPr>
+              <w:t>Every EC2 change documented with code diffs</w:t>
+            </w:r>
+          </w:p>
+        </w:tc>
+      </w:tr>
+    </w:tbl>
+    <w:p/>
+    <w:p>
+      <w:pPr>
+        <w:pStyle w:val="Heading2"/>
+      </w:pPr>
+      <w:r>
+        <w:rPr>
+          <w:rFonts w:ascii="Calibri" w:hAnsi="Calibri"/>
+          <w:color w:val="2A5A8C"/>
+        </w:rPr>
+        <w:t>15.5 Priority Summary</w:t>
+      </w:r>
+    </w:p>
+    <w:p>
+      <w:pPr>
+        <w:spacing w:after="120"/>
+      </w:pPr>
+      <w:r>
+        <w:rPr>
+          <w:rFonts w:ascii="Calibri" w:hAnsi="Calibri"/>
+          <w:b w:val="0"/>
+          <w:i w:val="0"/>
+          <w:sz w:val="22"/>
+        </w:rPr>
+        <w:t>Items ranked by expected impact on the core metric (WER reduction):</w:t>
+      </w:r>
+    </w:p>
+    <w:p>
+      <w:pPr>
+        <w:pStyle w:val="ListBullet"/>
+        <w:spacing w:after="40"/>
+        <w:ind w:left="360"/>
+      </w:pPr>
+      <w:r>
+        <w:rPr>
+          <w:rFonts w:ascii="Calibri" w:hAnsi="Calibri"/>
+          <w:b/>
+          <w:sz w:val="20"/>
+        </w:rPr>
+        <w:t xml:space="preserve">1. Fine-tune on AVSpeech (#1): </w:t>
+      </w:r>
+      <w:r>
+        <w:rPr>
+          <w:rFonts w:ascii="Calibri" w:hAnsi="Calibri"/>
+          <w:sz w:val="20"/>
+        </w:rPr>
+        <w:t>Highest single-intervention impact. Infrastructure is ready. Requires GPU time (~$100-150).</w:t>
+      </w:r>
+    </w:p>
+    <w:p>
+      <w:pPr>
+        <w:pStyle w:val="ListBullet"/>
+        <w:spacing w:after="40"/>
+        <w:ind w:left="360"/>
+      </w:pPr>
+      <w:r>
+        <w:rPr>
+          <w:rFonts w:ascii="Calibri" w:hAnsi="Calibri"/>
+          <w:b/>
+          <w:sz w:val="20"/>
+        </w:rPr>
+        <w:t xml:space="preserve">2. Length penalty tuning (#3): </w:t>
+      </w:r>
+      <w:r>
+        <w:rPr>
+          <w:rFonts w:ascii="Calibri" w:hAnsi="Calibri"/>
+          <w:sz w:val="20"/>
+        </w:rPr>
+        <w:t>COMPLETED — 13 experiments run. Best config (J): lenpen=1.0 + temp=0.5 = 57.7% WWER (-1.8 pts).</w:t>
+      </w:r>
+    </w:p>
+    <w:p>
+      <w:pPr>
+        <w:pStyle w:val="ListBullet"/>
+        <w:spacing w:after="40"/>
+        <w:ind w:left="360"/>
+      </w:pPr>
+      <w:r>
+        <w:rPr>
+          <w:rFonts w:ascii="Calibri" w:hAnsi="Calibri"/>
+          <w:b/>
+          <w:sz w:val="20"/>
+        </w:rPr>
+        <w:t xml:space="preserve">3. Container sync (#12): </w:t>
+      </w:r>
+      <w:r>
+        <w:rPr>
+          <w:rFonts w:ascii="Calibri" w:hAnsi="Calibri"/>
+          <w:sz w:val="20"/>
+        </w:rPr>
+        <w:t>Production users are running outdated code. 28 changes pending.</w:t>
+      </w:r>
+    </w:p>
+    <w:p>
+      <w:pPr>
+        <w:pStyle w:val="ListBullet"/>
+        <w:spacing w:after="40"/>
+        <w:ind w:left="360"/>
+      </w:pPr>
+      <w:r>
+        <w:rPr>
+          <w:rFonts w:ascii="Calibri" w:hAnsi="Calibri"/>
+          <w:b/>
+          <w:sz w:val="20"/>
+        </w:rPr>
+        <w:t xml:space="preserve">4. LoRA rank increase (#2): </w:t>
+      </w:r>
+      <w:r>
+        <w:rPr>
+          <w:rFonts w:ascii="Calibri" w:hAnsi="Calibri"/>
+          <w:sz w:val="20"/>
+        </w:rPr>
+        <w:t>Simple config change with meaningful impact on domain adaptation capacity.</w:t>
+      </w:r>
+    </w:p>
+    <w:p>
+      <w:pPr>
+        <w:pStyle w:val="ListBullet"/>
+        <w:spacing w:after="40"/>
+        <w:ind w:left="360"/>
+      </w:pPr>
+      <w:r>
+        <w:rPr>
+          <w:rFonts w:ascii="Calibri" w:hAnsi="Calibri"/>
+          <w:b/>
+          <w:sz w:val="20"/>
+        </w:rPr>
+        <w:t xml:space="preserve">5. Confidence scoring (#6): </w:t>
+      </w:r>
+      <w:r>
+        <w:rPr>
+          <w:rFonts w:ascii="Calibri" w:hAnsi="Calibri"/>
+          <w:sz w:val="20"/>
+        </w:rPr>
+        <w:t>Essential for production use — currently no way to separate good from bad outputs.</w:t>
       </w:r>
     </w:p>
     <w:sectPr>
